--- a/flow/20230914_vu_template/drafts/2024-12-u/17-ВТ-Даниїла_3_отроків.docx
+++ b/flow/20230914_vu_template/drafts/2024-12-u/17-ВТ-Даниїла_3_отроків.docx
@@ -24627,233 +24627,1152 @@
     </w:p>
     <w:p>
       <w:pPr>
-        <w:spacing w:after="120" w:line="240" w:lineRule="auto"/>
-        <w:rPr>
-          <w:rFonts w:ascii="Times New Roman" w:eastAsia="Times New Roman" w:hAnsi="Times New Roman" w:cs="Times New Roman"/>
-          <w:sz w:val="24"/>
-          <w:szCs w:val="24"/>
-          <w:lang w:val="ru-MD"/>
-        </w:rPr>
-      </w:pPr>
-      <w:r>
-        <w:rPr>
-          <w:rFonts w:ascii="Times New Roman" w:eastAsia="Times New Roman" w:hAnsi="Times New Roman" w:cs="Times New Roman"/>
-          <w:color w:val="000000"/>
-          <w:sz w:val="24"/>
-          <w:szCs w:val="24"/>
-          <w:lang w:val="ru-MD"/>
-        </w:rPr>
-        <w:t>Ще і ще в мирі Господеві помолімся.</w:t>
-      </w:r>
-    </w:p>
-    <w:p>
-      <w:pPr>
-        <w:spacing w:after="120" w:line="240" w:lineRule="auto"/>
-        <w:rPr>
-          <w:rFonts w:ascii="Times New Roman" w:eastAsia="Times New Roman" w:hAnsi="Times New Roman" w:cs="Times New Roman"/>
-          <w:sz w:val="24"/>
-          <w:szCs w:val="24"/>
-          <w:lang w:val="ru-MD"/>
-        </w:rPr>
-      </w:pPr>
-      <w:r>
-        <w:rPr>
-          <w:rFonts w:ascii="Times New Roman" w:eastAsia="Times New Roman" w:hAnsi="Times New Roman" w:cs="Times New Roman"/>
+        <w:spacing w:after="120"/>
+      </w:pPr>
+      <w:r>
+        <w:rPr>
+          <w:rFonts w:ascii="Times New Roman" w:hAnsi="Times New Roman"/>
+          <w:color w:val="000000"/>
+          <w:sz w:val="24"/>
+        </w:rPr>
+        <w:t>Ще</w:t>
+      </w:r>
+      <w:r>
+        <w:rPr>
+          <w:rFonts w:ascii="Times New Roman" w:hAnsi="Times New Roman"/>
+          <w:color w:val="000000"/>
+          <w:sz w:val="24"/>
+        </w:rPr>
+        <w:t xml:space="preserve"> </w:t>
+      </w:r>
+      <w:r>
+        <w:rPr>
+          <w:rFonts w:ascii="Times New Roman" w:hAnsi="Times New Roman"/>
+          <w:color w:val="000000"/>
+          <w:sz w:val="24"/>
+        </w:rPr>
+        <w:t>і</w:t>
+      </w:r>
+      <w:r>
+        <w:rPr>
+          <w:rFonts w:ascii="Times New Roman" w:hAnsi="Times New Roman"/>
+          <w:color w:val="000000"/>
+          <w:sz w:val="24"/>
+        </w:rPr>
+        <w:t xml:space="preserve"> </w:t>
+      </w:r>
+      <w:r>
+        <w:rPr>
+          <w:rFonts w:ascii="Times New Roman" w:hAnsi="Times New Roman"/>
+          <w:color w:val="000000"/>
+          <w:sz w:val="24"/>
+        </w:rPr>
+        <w:t>ще</w:t>
+      </w:r>
+      <w:r>
+        <w:rPr>
+          <w:rFonts w:ascii="Times New Roman" w:hAnsi="Times New Roman"/>
+          <w:color w:val="000000"/>
+          <w:sz w:val="24"/>
+        </w:rPr>
+        <w:t xml:space="preserve"> </w:t>
+      </w:r>
+      <w:r>
+        <w:rPr>
+          <w:rFonts w:ascii="Times New Roman" w:hAnsi="Times New Roman"/>
+          <w:color w:val="000000"/>
+          <w:sz w:val="24"/>
+        </w:rPr>
+        <w:t>в</w:t>
+      </w:r>
+      <w:r>
+        <w:rPr>
+          <w:rFonts w:ascii="Times New Roman" w:hAnsi="Times New Roman"/>
+          <w:color w:val="000000"/>
+          <w:sz w:val="24"/>
+        </w:rPr>
+        <w:t xml:space="preserve"> </w:t>
+      </w:r>
+      <w:r>
+        <w:rPr>
+          <w:rFonts w:ascii="Times New Roman" w:hAnsi="Times New Roman"/>
+          <w:color w:val="000000"/>
+          <w:sz w:val="24"/>
+        </w:rPr>
+        <w:t>мирі</w:t>
+      </w:r>
+      <w:r>
+        <w:rPr>
+          <w:rFonts w:ascii="Times New Roman" w:hAnsi="Times New Roman"/>
+          <w:color w:val="000000"/>
+          <w:sz w:val="24"/>
+        </w:rPr>
+        <w:t xml:space="preserve"> </w:t>
+      </w:r>
+      <w:r>
+        <w:rPr>
+          <w:rFonts w:ascii="Times New Roman" w:hAnsi="Times New Roman"/>
+          <w:color w:val="000000"/>
+          <w:sz w:val="24"/>
+        </w:rPr>
+        <w:t>Господеві</w:t>
+      </w:r>
+      <w:r>
+        <w:rPr>
+          <w:rFonts w:ascii="Times New Roman" w:hAnsi="Times New Roman"/>
+          <w:color w:val="000000"/>
+          <w:sz w:val="24"/>
+        </w:rPr>
+        <w:t xml:space="preserve"> </w:t>
+      </w:r>
+      <w:r>
+        <w:rPr>
+          <w:rFonts w:ascii="Times New Roman" w:hAnsi="Times New Roman"/>
+          <w:color w:val="000000"/>
+          <w:sz w:val="24"/>
+        </w:rPr>
+        <w:t>помолімся.</w:t>
+      </w:r>
+    </w:p>
+    <w:p>
+      <w:pPr>
+        <w:spacing w:after="120"/>
+      </w:pPr>
+      <w:r>
+        <w:rPr>
+          <w:rFonts w:ascii="Times New Roman" w:hAnsi="Times New Roman"/>
+          <w:i/>
+          <w:color w:val="FF4400"/>
+          <w:sz w:val="24"/>
+        </w:rPr>
+        <w:t>Вірні:</w:t>
+      </w:r>
+      <w:r>
+        <w:rPr>
+          <w:rFonts w:ascii="Times New Roman" w:hAnsi="Times New Roman"/>
+          <w:color w:val="000000"/>
+          <w:sz w:val="24"/>
+        </w:rPr>
+        <w:t xml:space="preserve"> </w:t>
+      </w:r>
+      <w:r>
+        <w:rPr>
+          <w:rFonts w:ascii="Times New Roman" w:hAnsi="Times New Roman"/>
+          <w:color w:val="000000"/>
+          <w:sz w:val="24"/>
+        </w:rPr>
+        <w:t>Го́споди,</w:t>
+      </w:r>
+      <w:r>
+        <w:rPr>
+          <w:rFonts w:ascii="Times New Roman" w:hAnsi="Times New Roman"/>
+          <w:color w:val="000000"/>
+          <w:sz w:val="24"/>
+        </w:rPr>
+        <w:t xml:space="preserve"> </w:t>
+      </w:r>
+      <w:r>
+        <w:rPr>
+          <w:rFonts w:ascii="Times New Roman" w:hAnsi="Times New Roman"/>
+          <w:color w:val="000000"/>
+          <w:sz w:val="24"/>
+        </w:rPr>
+        <w:t>поми́луй.</w:t>
+      </w:r>
+    </w:p>
+    <w:p>
+      <w:pPr>
+        <w:spacing w:after="120"/>
+      </w:pPr>
+      <w:r>
+        <w:rPr>
+          <w:rFonts w:ascii="Times New Roman" w:hAnsi="Times New Roman"/>
+          <w:sz w:val="24"/>
+        </w:rPr>
+        <w:t>Заступи,</w:t>
+      </w:r>
+      <w:r>
+        <w:rPr>
+          <w:rFonts w:ascii="Times New Roman" w:hAnsi="Times New Roman"/>
+          <w:sz w:val="24"/>
+        </w:rPr>
+        <w:t xml:space="preserve"> </w:t>
+      </w:r>
+      <w:r>
+        <w:rPr>
+          <w:rFonts w:ascii="Times New Roman" w:hAnsi="Times New Roman"/>
+          <w:sz w:val="24"/>
+        </w:rPr>
+        <w:t>спаси,</w:t>
+      </w:r>
+      <w:r>
+        <w:rPr>
+          <w:rFonts w:ascii="Times New Roman" w:hAnsi="Times New Roman"/>
+          <w:sz w:val="24"/>
+        </w:rPr>
+        <w:t xml:space="preserve"> </w:t>
+      </w:r>
+      <w:r>
+        <w:rPr>
+          <w:rFonts w:ascii="Times New Roman" w:hAnsi="Times New Roman"/>
+          <w:sz w:val="24"/>
+        </w:rPr>
+        <w:t>помилуй</w:t>
+      </w:r>
+      <w:r>
+        <w:rPr>
+          <w:rFonts w:ascii="Times New Roman" w:hAnsi="Times New Roman"/>
+          <w:sz w:val="24"/>
+        </w:rPr>
+        <w:t xml:space="preserve"> </w:t>
+      </w:r>
+      <w:r>
+        <w:rPr>
+          <w:rFonts w:ascii="Times New Roman" w:hAnsi="Times New Roman"/>
+          <w:sz w:val="24"/>
+        </w:rPr>
+        <w:t>і</w:t>
+      </w:r>
+      <w:r>
+        <w:rPr>
+          <w:rFonts w:ascii="Times New Roman" w:hAnsi="Times New Roman"/>
+          <w:sz w:val="24"/>
+        </w:rPr>
+        <w:t xml:space="preserve"> </w:t>
+      </w:r>
+      <w:r>
+        <w:rPr>
+          <w:rFonts w:ascii="Times New Roman" w:hAnsi="Times New Roman"/>
+          <w:sz w:val="24"/>
+        </w:rPr>
+        <w:t>охорони</w:t>
+      </w:r>
+      <w:r>
+        <w:rPr>
+          <w:rFonts w:ascii="Times New Roman" w:hAnsi="Times New Roman"/>
+          <w:sz w:val="24"/>
+        </w:rPr>
+        <w:t xml:space="preserve"> </w:t>
+      </w:r>
+      <w:r>
+        <w:rPr>
+          <w:rFonts w:ascii="Times New Roman" w:hAnsi="Times New Roman"/>
+          <w:sz w:val="24"/>
+        </w:rPr>
+        <w:t>нас,</w:t>
+      </w:r>
+      <w:r>
+        <w:rPr>
+          <w:rFonts w:ascii="Times New Roman" w:hAnsi="Times New Roman"/>
+          <w:sz w:val="24"/>
+        </w:rPr>
+        <w:t xml:space="preserve"> </w:t>
+      </w:r>
+      <w:r>
+        <w:rPr>
+          <w:rFonts w:ascii="Times New Roman" w:hAnsi="Times New Roman"/>
+          <w:sz w:val="24"/>
+        </w:rPr>
+        <w:t>Боже,</w:t>
+      </w:r>
+      <w:r>
+        <w:rPr>
+          <w:rFonts w:ascii="Times New Roman" w:hAnsi="Times New Roman"/>
+          <w:sz w:val="24"/>
+        </w:rPr>
+        <w:t xml:space="preserve"> </w:t>
+      </w:r>
+      <w:r>
+        <w:rPr>
+          <w:rFonts w:ascii="Times New Roman" w:hAnsi="Times New Roman"/>
+          <w:sz w:val="24"/>
+        </w:rPr>
+        <w:t>Твоєю</w:t>
+      </w:r>
+      <w:r>
+        <w:rPr>
+          <w:rFonts w:ascii="Times New Roman" w:hAnsi="Times New Roman"/>
+          <w:sz w:val="24"/>
+        </w:rPr>
+        <w:t xml:space="preserve"> </w:t>
+      </w:r>
+      <w:r>
+        <w:rPr>
+          <w:rFonts w:ascii="Times New Roman" w:hAnsi="Times New Roman"/>
+          <w:sz w:val="24"/>
+        </w:rPr>
+        <w:t>благодаттю</w:t>
+      </w:r>
+    </w:p>
+    <w:p>
+      <w:pPr>
+        <w:spacing w:after="120"/>
+      </w:pPr>
+      <w:r>
+        <w:rPr>
+          <w:rFonts w:ascii="Times New Roman" w:hAnsi="Times New Roman"/>
+          <w:i/>
+          <w:color w:val="FF4400"/>
+          <w:sz w:val="24"/>
+        </w:rPr>
+        <w:t>Вірні:</w:t>
+      </w:r>
+      <w:r>
+        <w:rPr>
+          <w:rFonts w:ascii="Times New Roman" w:hAnsi="Times New Roman"/>
+          <w:color w:val="000000"/>
+          <w:sz w:val="24"/>
+        </w:rPr>
+        <w:t xml:space="preserve"> </w:t>
+      </w:r>
+      <w:r>
+        <w:rPr>
+          <w:rFonts w:ascii="Times New Roman" w:hAnsi="Times New Roman"/>
+          <w:color w:val="000000"/>
+          <w:sz w:val="24"/>
+        </w:rPr>
+        <w:t>Го́споди,</w:t>
+      </w:r>
+      <w:r>
+        <w:rPr>
+          <w:rFonts w:ascii="Times New Roman" w:hAnsi="Times New Roman"/>
+          <w:color w:val="000000"/>
+          <w:sz w:val="24"/>
+        </w:rPr>
+        <w:t xml:space="preserve"> </w:t>
+      </w:r>
+      <w:r>
+        <w:rPr>
+          <w:rFonts w:ascii="Times New Roman" w:hAnsi="Times New Roman"/>
+          <w:color w:val="000000"/>
+          <w:sz w:val="24"/>
+        </w:rPr>
+        <w:t>поми́луй.</w:t>
+      </w:r>
+    </w:p>
+    <w:p>
+      <w:pPr>
+        <w:spacing w:after="120"/>
+      </w:pPr>
+      <w:r>
+        <w:rPr>
+          <w:rFonts w:ascii="Times New Roman" w:hAnsi="Times New Roman"/>
+          <w:color w:val="000000"/>
+          <w:sz w:val="24"/>
+        </w:rPr>
+        <w:t>Пресвяту,</w:t>
+      </w:r>
+      <w:r>
+        <w:rPr>
+          <w:rFonts w:ascii="Times New Roman" w:hAnsi="Times New Roman"/>
+          <w:color w:val="000000"/>
+          <w:sz w:val="24"/>
+        </w:rPr>
+        <w:t xml:space="preserve"> </w:t>
+      </w:r>
+      <w:r>
+        <w:rPr>
+          <w:rFonts w:ascii="Times New Roman" w:hAnsi="Times New Roman"/>
+          <w:color w:val="000000"/>
+          <w:sz w:val="24"/>
+        </w:rPr>
+        <w:t>пречисту,</w:t>
+      </w:r>
+      <w:r>
+        <w:rPr>
+          <w:rFonts w:ascii="Times New Roman" w:hAnsi="Times New Roman"/>
+          <w:color w:val="000000"/>
+          <w:sz w:val="24"/>
+        </w:rPr>
+        <w:t xml:space="preserve"> </w:t>
+      </w:r>
+      <w:r>
+        <w:rPr>
+          <w:rFonts w:ascii="Times New Roman" w:hAnsi="Times New Roman"/>
+          <w:color w:val="000000"/>
+          <w:sz w:val="24"/>
+        </w:rPr>
+        <w:t>преблагословенну,</w:t>
+      </w:r>
+      <w:r>
+        <w:rPr>
+          <w:rFonts w:ascii="Times New Roman" w:hAnsi="Times New Roman"/>
+          <w:color w:val="000000"/>
+          <w:sz w:val="24"/>
+        </w:rPr>
+        <w:t xml:space="preserve"> </w:t>
+      </w:r>
+      <w:r>
+        <w:rPr>
+          <w:rFonts w:ascii="Times New Roman" w:hAnsi="Times New Roman"/>
+          <w:color w:val="000000"/>
+          <w:sz w:val="24"/>
+        </w:rPr>
+        <w:t>славну</w:t>
+      </w:r>
+      <w:r>
+        <w:rPr>
+          <w:rFonts w:ascii="Times New Roman" w:hAnsi="Times New Roman"/>
+          <w:color w:val="000000"/>
+          <w:sz w:val="24"/>
+        </w:rPr>
+        <w:t xml:space="preserve"> </w:t>
+      </w:r>
+      <w:r>
+        <w:rPr>
+          <w:rFonts w:ascii="Times New Roman" w:hAnsi="Times New Roman"/>
+          <w:color w:val="000000"/>
+          <w:sz w:val="24"/>
+        </w:rPr>
+        <w:t>Владичицю</w:t>
+      </w:r>
+      <w:r>
+        <w:rPr>
+          <w:rFonts w:ascii="Times New Roman" w:hAnsi="Times New Roman"/>
+          <w:color w:val="000000"/>
+          <w:sz w:val="24"/>
+        </w:rPr>
+        <w:t xml:space="preserve"> </w:t>
+      </w:r>
+      <w:r>
+        <w:rPr>
+          <w:rFonts w:ascii="Times New Roman" w:hAnsi="Times New Roman"/>
+          <w:color w:val="000000"/>
+          <w:sz w:val="24"/>
+        </w:rPr>
+        <w:t>нашу</w:t>
+      </w:r>
+      <w:r>
+        <w:rPr>
+          <w:rFonts w:ascii="Times New Roman" w:hAnsi="Times New Roman"/>
+          <w:color w:val="000000"/>
+          <w:sz w:val="24"/>
+        </w:rPr>
+        <w:t xml:space="preserve"> </w:t>
+      </w:r>
+      <w:r>
+        <w:rPr>
+          <w:rFonts w:ascii="Times New Roman" w:hAnsi="Times New Roman"/>
+          <w:color w:val="000000"/>
+          <w:sz w:val="24"/>
+        </w:rPr>
+        <w:t>Богородицю</w:t>
+      </w:r>
+      <w:r>
+        <w:rPr>
+          <w:rFonts w:ascii="Times New Roman" w:hAnsi="Times New Roman"/>
+          <w:color w:val="000000"/>
+          <w:sz w:val="24"/>
+        </w:rPr>
+        <w:t xml:space="preserve"> </w:t>
+      </w:r>
+      <w:r>
+        <w:rPr>
+          <w:rFonts w:ascii="Times New Roman" w:hAnsi="Times New Roman"/>
+          <w:color w:val="000000"/>
+          <w:sz w:val="24"/>
+        </w:rPr>
+        <w:t>і</w:t>
+      </w:r>
+      <w:r>
+        <w:rPr>
+          <w:rFonts w:ascii="Times New Roman" w:hAnsi="Times New Roman"/>
+          <w:color w:val="000000"/>
+          <w:sz w:val="24"/>
+        </w:rPr>
+        <w:t xml:space="preserve"> </w:t>
+      </w:r>
+      <w:r>
+        <w:rPr>
+          <w:rFonts w:ascii="Times New Roman" w:hAnsi="Times New Roman"/>
+          <w:color w:val="000000"/>
+          <w:sz w:val="24"/>
+        </w:rPr>
+        <w:t>приснодіву</w:t>
+      </w:r>
+      <w:r>
+        <w:rPr>
+          <w:rFonts w:ascii="Times New Roman" w:hAnsi="Times New Roman"/>
+          <w:color w:val="000000"/>
+          <w:sz w:val="24"/>
+        </w:rPr>
+        <w:t xml:space="preserve"> </w:t>
+      </w:r>
+      <w:r>
+        <w:rPr>
+          <w:rFonts w:ascii="Times New Roman" w:hAnsi="Times New Roman"/>
+          <w:color w:val="000000"/>
+          <w:sz w:val="24"/>
+        </w:rPr>
+        <w:t>Марію,</w:t>
+      </w:r>
+      <w:r>
+        <w:rPr>
+          <w:rFonts w:ascii="Times New Roman" w:hAnsi="Times New Roman"/>
+          <w:color w:val="000000"/>
+          <w:sz w:val="24"/>
+        </w:rPr>
+        <w:t xml:space="preserve"> </w:t>
+      </w:r>
+      <w:r>
+        <w:rPr>
+          <w:rFonts w:ascii="Times New Roman" w:hAnsi="Times New Roman"/>
+          <w:color w:val="000000"/>
+          <w:sz w:val="24"/>
+        </w:rPr>
+        <w:t>з</w:t>
+      </w:r>
+      <w:r>
+        <w:rPr>
+          <w:rFonts w:ascii="Times New Roman" w:hAnsi="Times New Roman"/>
+          <w:color w:val="000000"/>
+          <w:sz w:val="24"/>
+        </w:rPr>
+        <w:t xml:space="preserve"> </w:t>
+      </w:r>
+      <w:r>
+        <w:rPr>
+          <w:rFonts w:ascii="Times New Roman" w:hAnsi="Times New Roman"/>
+          <w:color w:val="000000"/>
+          <w:sz w:val="24"/>
+        </w:rPr>
+        <w:t>усіма</w:t>
+      </w:r>
+      <w:r>
+        <w:rPr>
+          <w:rFonts w:ascii="Times New Roman" w:hAnsi="Times New Roman"/>
+          <w:color w:val="000000"/>
+          <w:sz w:val="24"/>
+        </w:rPr>
+        <w:t xml:space="preserve"> </w:t>
+      </w:r>
+      <w:r>
+        <w:rPr>
+          <w:rFonts w:ascii="Times New Roman" w:hAnsi="Times New Roman"/>
+          <w:color w:val="000000"/>
+          <w:sz w:val="24"/>
+        </w:rPr>
+        <w:t>святими</w:t>
+      </w:r>
+      <w:r>
+        <w:rPr>
+          <w:rFonts w:ascii="Times New Roman" w:hAnsi="Times New Roman"/>
+          <w:color w:val="000000"/>
+          <w:sz w:val="24"/>
+        </w:rPr>
+        <w:t xml:space="preserve"> </w:t>
+      </w:r>
+      <w:r>
+        <w:rPr>
+          <w:rFonts w:ascii="Times New Roman" w:hAnsi="Times New Roman"/>
+          <w:color w:val="000000"/>
+          <w:sz w:val="24"/>
+        </w:rPr>
+        <w:t>пом’янувши,</w:t>
+      </w:r>
+      <w:r>
+        <w:rPr>
+          <w:rFonts w:ascii="Times New Roman" w:hAnsi="Times New Roman"/>
+          <w:color w:val="000000"/>
+          <w:sz w:val="24"/>
+        </w:rPr>
+        <w:t xml:space="preserve"> </w:t>
+      </w:r>
+      <w:r>
+        <w:rPr>
+          <w:rFonts w:ascii="Times New Roman" w:hAnsi="Times New Roman"/>
+          <w:color w:val="000000"/>
+          <w:sz w:val="24"/>
+        </w:rPr>
+        <w:t>самих</w:t>
+      </w:r>
+      <w:r>
+        <w:rPr>
+          <w:rFonts w:ascii="Times New Roman" w:hAnsi="Times New Roman"/>
+          <w:color w:val="000000"/>
+          <w:sz w:val="24"/>
+        </w:rPr>
+        <w:t xml:space="preserve"> </w:t>
+      </w:r>
+      <w:r>
+        <w:rPr>
+          <w:rFonts w:ascii="Times New Roman" w:hAnsi="Times New Roman"/>
+          <w:color w:val="000000"/>
+          <w:sz w:val="24"/>
+        </w:rPr>
+        <w:t>себе,</w:t>
+      </w:r>
+      <w:r>
+        <w:rPr>
+          <w:rFonts w:ascii="Times New Roman" w:hAnsi="Times New Roman"/>
+          <w:color w:val="000000"/>
+          <w:sz w:val="24"/>
+        </w:rPr>
+        <w:t xml:space="preserve"> </w:t>
+      </w:r>
+      <w:r>
+        <w:rPr>
+          <w:rFonts w:ascii="Times New Roman" w:hAnsi="Times New Roman"/>
+          <w:color w:val="000000"/>
+          <w:sz w:val="24"/>
+        </w:rPr>
+        <w:t>і</w:t>
+      </w:r>
+      <w:r>
+        <w:rPr>
+          <w:rFonts w:ascii="Times New Roman" w:hAnsi="Times New Roman"/>
+          <w:color w:val="000000"/>
+          <w:sz w:val="24"/>
+        </w:rPr>
+        <w:t xml:space="preserve"> </w:t>
+      </w:r>
+      <w:r>
+        <w:rPr>
+          <w:rFonts w:ascii="Times New Roman" w:hAnsi="Times New Roman"/>
+          <w:color w:val="000000"/>
+          <w:sz w:val="24"/>
+        </w:rPr>
+        <w:t>один</w:t>
+      </w:r>
+      <w:r>
+        <w:rPr>
+          <w:rFonts w:ascii="Times New Roman" w:hAnsi="Times New Roman"/>
+          <w:color w:val="000000"/>
+          <w:sz w:val="24"/>
+        </w:rPr>
+        <w:t xml:space="preserve"> </w:t>
+      </w:r>
+      <w:r>
+        <w:rPr>
+          <w:rFonts w:ascii="Times New Roman" w:hAnsi="Times New Roman"/>
+          <w:color w:val="000000"/>
+          <w:sz w:val="24"/>
+        </w:rPr>
+        <w:t>одного,</w:t>
+      </w:r>
+      <w:r>
+        <w:rPr>
+          <w:rFonts w:ascii="Times New Roman" w:hAnsi="Times New Roman"/>
+          <w:color w:val="000000"/>
+          <w:sz w:val="24"/>
+        </w:rPr>
+        <w:t xml:space="preserve"> </w:t>
+      </w:r>
+      <w:r>
+        <w:rPr>
+          <w:rFonts w:ascii="Times New Roman" w:hAnsi="Times New Roman"/>
+          <w:color w:val="000000"/>
+          <w:sz w:val="24"/>
+        </w:rPr>
+        <w:t>і</w:t>
+      </w:r>
+      <w:r>
+        <w:rPr>
+          <w:rFonts w:ascii="Times New Roman" w:hAnsi="Times New Roman"/>
+          <w:color w:val="000000"/>
+          <w:sz w:val="24"/>
+        </w:rPr>
+        <w:t xml:space="preserve"> </w:t>
+      </w:r>
+      <w:r>
+        <w:rPr>
+          <w:rFonts w:ascii="Times New Roman" w:hAnsi="Times New Roman"/>
+          <w:color w:val="000000"/>
+          <w:sz w:val="24"/>
+        </w:rPr>
+        <w:t>все</w:t>
+      </w:r>
+      <w:r>
+        <w:rPr>
+          <w:rFonts w:ascii="Times New Roman" w:hAnsi="Times New Roman"/>
+          <w:color w:val="000000"/>
+          <w:sz w:val="24"/>
+        </w:rPr>
+        <w:t xml:space="preserve"> </w:t>
+      </w:r>
+      <w:r>
+        <w:rPr>
+          <w:rFonts w:ascii="Times New Roman" w:hAnsi="Times New Roman"/>
+          <w:color w:val="000000"/>
+          <w:sz w:val="24"/>
+        </w:rPr>
+        <w:t>життя</w:t>
+      </w:r>
+      <w:r>
+        <w:rPr>
+          <w:rFonts w:ascii="Times New Roman" w:hAnsi="Times New Roman"/>
+          <w:color w:val="000000"/>
+          <w:sz w:val="24"/>
+        </w:rPr>
+        <w:t xml:space="preserve"> </w:t>
+      </w:r>
+      <w:r>
+        <w:rPr>
+          <w:rFonts w:ascii="Times New Roman" w:hAnsi="Times New Roman"/>
+          <w:color w:val="000000"/>
+          <w:sz w:val="24"/>
+        </w:rPr>
+        <w:t>наше</w:t>
+      </w:r>
+      <w:r>
+        <w:rPr>
+          <w:rFonts w:ascii="Times New Roman" w:hAnsi="Times New Roman"/>
+          <w:color w:val="000000"/>
+          <w:sz w:val="24"/>
+        </w:rPr>
+        <w:t xml:space="preserve"> </w:t>
+      </w:r>
+      <w:r>
+        <w:rPr>
+          <w:rFonts w:ascii="Times New Roman" w:hAnsi="Times New Roman"/>
+          <w:color w:val="000000"/>
+          <w:sz w:val="24"/>
+        </w:rPr>
+        <w:t>Христу</w:t>
+      </w:r>
+      <w:r>
+        <w:rPr>
+          <w:rFonts w:ascii="Times New Roman" w:hAnsi="Times New Roman"/>
+          <w:color w:val="000000"/>
+          <w:sz w:val="24"/>
+        </w:rPr>
+        <w:t xml:space="preserve"> </w:t>
+      </w:r>
+      <w:r>
+        <w:rPr>
+          <w:rFonts w:ascii="Times New Roman" w:hAnsi="Times New Roman"/>
+          <w:color w:val="000000"/>
+          <w:sz w:val="24"/>
+        </w:rPr>
+        <w:t>Богові</w:t>
+      </w:r>
+      <w:r>
+        <w:rPr>
+          <w:rFonts w:ascii="Times New Roman" w:hAnsi="Times New Roman"/>
+          <w:color w:val="000000"/>
+          <w:sz w:val="24"/>
+        </w:rPr>
+        <w:t xml:space="preserve"> </w:t>
+      </w:r>
+      <w:r>
+        <w:rPr>
+          <w:rFonts w:ascii="Times New Roman" w:hAnsi="Times New Roman"/>
+          <w:color w:val="000000"/>
+          <w:sz w:val="24"/>
+        </w:rPr>
+        <w:t>віддаймо.</w:t>
+      </w:r>
+    </w:p>
+    <w:p>
+      <w:pPr>
+        <w:spacing w:after="120"/>
+      </w:pPr>
+      <w:r>
+        <w:rPr>
+          <w:rFonts w:ascii="Times New Roman" w:hAnsi="Times New Roman"/>
+          <w:i/>
+          <w:color w:val="FF4400"/>
+          <w:sz w:val="24"/>
+        </w:rPr>
+        <w:t>Вірні:</w:t>
+      </w:r>
+      <w:r>
+        <w:rPr>
+          <w:rFonts w:ascii="Times New Roman" w:hAnsi="Times New Roman"/>
+          <w:color w:val="000000"/>
+          <w:sz w:val="24"/>
+        </w:rPr>
+        <w:t xml:space="preserve"> </w:t>
+      </w:r>
+      <w:r>
+        <w:rPr>
+          <w:rFonts w:ascii="Times New Roman" w:hAnsi="Times New Roman"/>
+          <w:color w:val="000000"/>
+          <w:sz w:val="24"/>
+        </w:rPr>
+        <w:t>Тобі́,</w:t>
+      </w:r>
+      <w:r>
+        <w:rPr>
+          <w:rFonts w:ascii="Times New Roman" w:hAnsi="Times New Roman"/>
+          <w:color w:val="000000"/>
+          <w:sz w:val="24"/>
+        </w:rPr>
+        <w:t xml:space="preserve"> </w:t>
+      </w:r>
+      <w:r>
+        <w:rPr>
+          <w:rFonts w:ascii="Times New Roman" w:hAnsi="Times New Roman"/>
+          <w:color w:val="000000"/>
+          <w:sz w:val="24"/>
+        </w:rPr>
+        <w:t>Го́споди.</w:t>
+      </w:r>
+    </w:p>
+    <w:p>
+      <w:pPr>
+        <w:spacing w:after="120" w:line="240" w:lineRule="auto"/>
+        <w:rPr>
+          <w:rFonts w:ascii="Times New Roman" w:eastAsia="Times New Roman" w:hAnsi="Times New Roman" w:cs="Times New Roman"/>
+          <w:sz w:val="24"/>
+          <w:szCs w:val="24"/>
+          <w:lang w:val="ru-MD"/>
+        </w:rPr>
+      </w:pPr>
+      <w:r>
+        <w:rPr>
+          <w:rFonts w:ascii="Times New Roman" w:eastAsia="Times New Roman" w:hAnsi="Times New Roman" w:cs="Times New Roman"/>
+          <w:sz w:val="24"/>
+          <w:szCs w:val="24"/>
+          <w:u w:val="single"/>
+          <w:lang w:val="ru-MD"/>
+        </w:rPr>
+        <w:t>[Господи, Боже наш, що сонну неміч забрав від нас і покликав нас візванням святим, щоб і вночі підносити руки наші і прославляти тебе за справедливі твої присуди. Прийми благання наші, моління, визнавання, нічні служби і даруй нам, Боже, віру бездоганну, надію впевнену, любов нелицемірну. Благослови наші входи й виходи, вчинки, слова, діла й думки; і дай нам дочекатися початку дня, нам, що хвалять й оспівують, і благословлять добрість твоєї несказанної сили]</w:t>
+      </w:r>
+    </w:p>
+    <w:p>
+      <w:pPr>
+        <w:spacing w:after="120"/>
+        <w:jc w:val="both"/>
+      </w:pPr>
+      <w:r>
+        <w:rPr>
+          <w:rFonts w:ascii="Times New Roman" w:hAnsi="Times New Roman"/>
           <w:i/>
           <w:color w:val="FF0000"/>
           <w:sz w:val="24"/>
-          <w:szCs w:val="24"/>
-          <w:lang w:val="ru-MD"/>
-        </w:rPr>
-        <w:t>Вірні:</w:t>
-      </w:r>
-      <w:r>
-        <w:rPr>
-          <w:rFonts w:ascii="Times New Roman" w:eastAsia="Times New Roman" w:hAnsi="Times New Roman" w:cs="Times New Roman"/>
-          <w:color w:val="000000"/>
-          <w:sz w:val="24"/>
-          <w:szCs w:val="24"/>
-          <w:lang w:val="ru-MD"/>
-        </w:rPr>
-        <w:t xml:space="preserve"> Господи, помилуй.</w:t>
-      </w:r>
-    </w:p>
-    <w:p>
-      <w:pPr>
-        <w:spacing w:after="120" w:line="240" w:lineRule="auto"/>
-        <w:rPr>
-          <w:rFonts w:ascii="Times New Roman" w:eastAsia="Times New Roman" w:hAnsi="Times New Roman" w:cs="Times New Roman"/>
-          <w:sz w:val="24"/>
-          <w:szCs w:val="24"/>
-          <w:lang w:val="ru-MD"/>
-        </w:rPr>
-      </w:pPr>
-      <w:r>
-        <w:rPr>
-          <w:rFonts w:ascii="Times New Roman" w:eastAsia="Times New Roman" w:hAnsi="Times New Roman" w:cs="Times New Roman"/>
-          <w:color w:val="000000"/>
-          <w:sz w:val="24"/>
-          <w:szCs w:val="24"/>
-          <w:lang w:val="ru-MD"/>
-        </w:rPr>
-        <w:t>Заступи, спаси, помилуй і охорони нас, Боже, твоєю благодаттю.</w:t>
-      </w:r>
-    </w:p>
-    <w:p>
-      <w:pPr>
-        <w:spacing w:after="120" w:line="240" w:lineRule="auto"/>
-        <w:rPr>
-          <w:rFonts w:ascii="Times New Roman" w:eastAsia="Times New Roman" w:hAnsi="Times New Roman" w:cs="Times New Roman"/>
-          <w:sz w:val="24"/>
-          <w:szCs w:val="24"/>
-          <w:lang w:val="ru-MD"/>
-        </w:rPr>
-      </w:pPr>
-      <w:r>
-        <w:rPr>
-          <w:rFonts w:ascii="Times New Roman" w:eastAsia="Times New Roman" w:hAnsi="Times New Roman" w:cs="Times New Roman"/>
+        </w:rPr>
+        <w:t>Священник:</w:t>
+      </w:r>
+      <w:r>
+        <w:rPr>
+          <w:rFonts w:ascii="Times New Roman" w:hAnsi="Times New Roman"/>
           <w:i/>
           <w:color w:val="FF0000"/>
           <w:sz w:val="24"/>
-          <w:szCs w:val="24"/>
-          <w:lang w:val="ru-MD"/>
-        </w:rPr>
-        <w:t>Вірні:</w:t>
-      </w:r>
-      <w:r>
-        <w:rPr>
-          <w:rFonts w:ascii="Times New Roman" w:eastAsia="Times New Roman" w:hAnsi="Times New Roman" w:cs="Times New Roman"/>
-          <w:color w:val="000000"/>
-          <w:sz w:val="24"/>
-          <w:szCs w:val="24"/>
-          <w:lang w:val="ru-MD"/>
-        </w:rPr>
-        <w:t xml:space="preserve"> Господи, помилуй.</w:t>
-      </w:r>
-    </w:p>
-    <w:p>
-      <w:pPr>
-        <w:spacing w:after="120" w:line="240" w:lineRule="auto"/>
-        <w:rPr>
-          <w:rFonts w:ascii="Times New Roman" w:eastAsia="Times New Roman" w:hAnsi="Times New Roman" w:cs="Times New Roman"/>
-          <w:sz w:val="24"/>
-          <w:szCs w:val="24"/>
-          <w:lang w:val="ru-MD"/>
-        </w:rPr>
-      </w:pPr>
-      <w:r>
-        <w:rPr>
-          <w:rFonts w:ascii="Times New Roman" w:eastAsia="Times New Roman" w:hAnsi="Times New Roman" w:cs="Times New Roman"/>
-          <w:color w:val="000000"/>
-          <w:sz w:val="24"/>
-          <w:szCs w:val="24"/>
-          <w:lang w:val="ru-MD"/>
-        </w:rPr>
-        <w:t>Пресвяту, пречисту, преблагословенну, славну Владичицю нашу Богородицю і приснодіву Марію, з усіма святими пом'янувши, самі себе, і один одного, і все життя наше Христу Богові віддаймо.</w:t>
-      </w:r>
-    </w:p>
-    <w:p>
-      <w:pPr>
-        <w:spacing w:after="120" w:line="240" w:lineRule="auto"/>
-        <w:rPr>
-          <w:rFonts w:ascii="Times New Roman" w:eastAsia="Times New Roman" w:hAnsi="Times New Roman" w:cs="Times New Roman"/>
-          <w:sz w:val="24"/>
-          <w:szCs w:val="24"/>
-          <w:lang w:val="ru-MD"/>
-        </w:rPr>
-      </w:pPr>
-      <w:r>
-        <w:rPr>
-          <w:rFonts w:ascii="Times New Roman" w:eastAsia="Times New Roman" w:hAnsi="Times New Roman" w:cs="Times New Roman"/>
-          <w:i/>
-          <w:color w:val="FF0000"/>
-          <w:sz w:val="24"/>
-          <w:szCs w:val="24"/>
-          <w:lang w:val="ru-MD"/>
-        </w:rPr>
-        <w:t>Вірні:</w:t>
-      </w:r>
-      <w:r>
-        <w:rPr>
-          <w:rFonts w:ascii="Times New Roman" w:eastAsia="Times New Roman" w:hAnsi="Times New Roman" w:cs="Times New Roman"/>
-          <w:color w:val="000000"/>
-          <w:sz w:val="24"/>
-          <w:szCs w:val="24"/>
-          <w:lang w:val="ru-MD"/>
-        </w:rPr>
-        <w:t xml:space="preserve"> Тобі, Господи.</w:t>
-      </w:r>
-    </w:p>
-    <w:p>
-      <w:pPr>
-        <w:spacing w:after="120" w:line="240" w:lineRule="auto"/>
-        <w:rPr>
-          <w:rFonts w:ascii="Times New Roman" w:eastAsia="Times New Roman" w:hAnsi="Times New Roman" w:cs="Times New Roman"/>
-          <w:sz w:val="24"/>
-          <w:szCs w:val="24"/>
-          <w:lang w:val="ru-MD"/>
-        </w:rPr>
-      </w:pPr>
-      <w:r>
-        <w:rPr>
-          <w:rFonts w:ascii="Times New Roman" w:eastAsia="Times New Roman" w:hAnsi="Times New Roman" w:cs="Times New Roman"/>
-          <w:sz w:val="24"/>
-          <w:szCs w:val="24"/>
-          <w:u w:val="single"/>
-          <w:lang w:val="ru-MD"/>
-        </w:rPr>
-        <w:t>[Господи, Боже наш, що сонну неміч забрав від нас і покликав нас візванням святим, щоб і вночі підносити руки наші і прославляти тебе за справедливі твої присуди. Прийми благання наші, моління, визнавання, нічні служби і даруй нам, Боже, віру бездоганну, надію впевнену, любов нелицемірну. Благослови наші входи й виходи, вчинки, слова, діла й думки; і дай нам дочекатися початку дня, нам, що хвалять й оспівують, і благословлять добрість твоєї несказанної сили]</w:t>
-      </w:r>
-    </w:p>
-    <w:p>
-      <w:pPr>
-        <w:spacing w:after="120" w:line="240" w:lineRule="auto"/>
-        <w:rPr>
-          <w:rFonts w:ascii="Times New Roman" w:eastAsia="Times New Roman" w:hAnsi="Times New Roman" w:cs="Times New Roman"/>
-          <w:sz w:val="24"/>
-          <w:szCs w:val="24"/>
-          <w:lang w:val="ru-MD"/>
-        </w:rPr>
-      </w:pPr>
-      <w:r>
-        <w:rPr>
-          <w:rFonts w:ascii="Times New Roman" w:eastAsia="Times New Roman" w:hAnsi="Times New Roman" w:cs="Times New Roman"/>
-          <w:i/>
-          <w:color w:val="FF0000"/>
-          <w:sz w:val="24"/>
-          <w:szCs w:val="24"/>
-          <w:lang w:val="ru-MD"/>
-        </w:rPr>
-        <w:t>Священик:</w:t>
-      </w:r>
-      <w:r>
-        <w:rPr>
-          <w:rFonts w:ascii="Times New Roman" w:eastAsia="Times New Roman" w:hAnsi="Times New Roman" w:cs="Times New Roman"/>
-          <w:i/>
-          <w:color w:val="FF0000"/>
-          <w:sz w:val="24"/>
-          <w:szCs w:val="24"/>
-        </w:rPr>
-        <w:t> </w:t>
-      </w:r>
-      <w:r>
-        <w:rPr>
-          <w:rFonts w:ascii="Times New Roman" w:eastAsia="Times New Roman" w:hAnsi="Times New Roman" w:cs="Times New Roman"/>
-          <w:color w:val="000000"/>
-          <w:sz w:val="24"/>
-          <w:szCs w:val="24"/>
-          <w:lang w:val="ru-MD"/>
-        </w:rPr>
-        <w:t>Бо Ти Бог наш і Тобі славу возсилаємо: Отцю, і Сину, і Святому Духові</w:t>
-      </w:r>
-      <w:r>
-        <w:rPr>
-          <w:rFonts w:ascii="Times New Roman" w:eastAsia="Times New Roman" w:hAnsi="Times New Roman" w:cs="Times New Roman"/>
-          <w:sz w:val="24"/>
-          <w:szCs w:val="24"/>
-          <w:lang w:val="ru-MD"/>
-        </w:rPr>
-        <w:t>, нині і повсякчас, і на віки віків.</w:t>
+        </w:rPr>
+        <w:t xml:space="preserve"> </w:t>
+      </w:r>
+      <w:r>
+        <w:rPr>
+          <w:rFonts w:ascii="Times New Roman" w:hAnsi="Times New Roman"/>
+          <w:color w:val="000000"/>
+          <w:sz w:val="24"/>
+        </w:rPr>
+        <w:t>Бо</w:t>
+      </w:r>
+      <w:r>
+        <w:rPr>
+          <w:rFonts w:ascii="Times New Roman" w:hAnsi="Times New Roman"/>
+          <w:color w:val="000000"/>
+          <w:sz w:val="24"/>
+        </w:rPr>
+        <w:t xml:space="preserve"> </w:t>
+      </w:r>
+      <w:r>
+        <w:rPr>
+          <w:rFonts w:ascii="Times New Roman" w:hAnsi="Times New Roman"/>
+          <w:color w:val="000000"/>
+          <w:sz w:val="24"/>
+        </w:rPr>
+        <w:t>Ти</w:t>
+      </w:r>
+      <w:r>
+        <w:rPr>
+          <w:rFonts w:ascii="Times New Roman" w:hAnsi="Times New Roman"/>
+          <w:color w:val="000000"/>
+          <w:sz w:val="24"/>
+        </w:rPr>
+        <w:t xml:space="preserve"> </w:t>
+      </w:r>
+      <w:r>
+        <w:rPr>
+          <w:rFonts w:ascii="Times New Roman" w:hAnsi="Times New Roman"/>
+          <w:color w:val="000000"/>
+          <w:sz w:val="24"/>
+        </w:rPr>
+        <w:t>Бог</w:t>
+      </w:r>
+      <w:r>
+        <w:rPr>
+          <w:rFonts w:ascii="Times New Roman" w:hAnsi="Times New Roman"/>
+          <w:color w:val="000000"/>
+          <w:sz w:val="24"/>
+        </w:rPr>
+        <w:t xml:space="preserve"> </w:t>
+      </w:r>
+      <w:r>
+        <w:rPr>
+          <w:rFonts w:ascii="Times New Roman" w:hAnsi="Times New Roman"/>
+          <w:color w:val="000000"/>
+          <w:sz w:val="24"/>
+        </w:rPr>
+        <w:t>наш</w:t>
+      </w:r>
+      <w:r>
+        <w:rPr>
+          <w:rFonts w:ascii="Times New Roman" w:hAnsi="Times New Roman"/>
+          <w:color w:val="000000"/>
+          <w:sz w:val="24"/>
+        </w:rPr>
+        <w:t xml:space="preserve"> </w:t>
+      </w:r>
+      <w:r>
+        <w:rPr>
+          <w:rFonts w:ascii="Times New Roman" w:hAnsi="Times New Roman"/>
+          <w:color w:val="000000"/>
+          <w:sz w:val="24"/>
+        </w:rPr>
+        <w:t>і</w:t>
+      </w:r>
+      <w:r>
+        <w:rPr>
+          <w:rFonts w:ascii="Times New Roman" w:hAnsi="Times New Roman"/>
+          <w:color w:val="000000"/>
+          <w:sz w:val="24"/>
+        </w:rPr>
+        <w:t xml:space="preserve"> </w:t>
+      </w:r>
+      <w:r>
+        <w:rPr>
+          <w:rFonts w:ascii="Times New Roman" w:hAnsi="Times New Roman"/>
+          <w:color w:val="000000"/>
+          <w:sz w:val="24"/>
+        </w:rPr>
+        <w:t>Тобі</w:t>
+      </w:r>
+      <w:r>
+        <w:rPr>
+          <w:rFonts w:ascii="Times New Roman" w:hAnsi="Times New Roman"/>
+          <w:color w:val="000000"/>
+          <w:sz w:val="24"/>
+        </w:rPr>
+        <w:t xml:space="preserve"> </w:t>
+      </w:r>
+      <w:r>
+        <w:rPr>
+          <w:rFonts w:ascii="Times New Roman" w:hAnsi="Times New Roman"/>
+          <w:color w:val="000000"/>
+          <w:sz w:val="24"/>
+        </w:rPr>
+        <w:t>славу</w:t>
+      </w:r>
+      <w:r>
+        <w:rPr>
+          <w:rFonts w:ascii="Times New Roman" w:hAnsi="Times New Roman"/>
+          <w:color w:val="000000"/>
+          <w:sz w:val="24"/>
+        </w:rPr>
+        <w:t xml:space="preserve"> </w:t>
+      </w:r>
+      <w:r>
+        <w:rPr>
+          <w:rFonts w:ascii="Times New Roman" w:hAnsi="Times New Roman"/>
+          <w:color w:val="000000"/>
+          <w:sz w:val="24"/>
+        </w:rPr>
+        <w:t>возсилаємо:</w:t>
+      </w:r>
+      <w:r>
+        <w:rPr>
+          <w:rFonts w:ascii="Times New Roman" w:hAnsi="Times New Roman"/>
+          <w:color w:val="000000"/>
+          <w:sz w:val="24"/>
+        </w:rPr>
+        <w:t xml:space="preserve"> </w:t>
+      </w:r>
+      <w:r>
+        <w:rPr>
+          <w:rFonts w:ascii="Times New Roman" w:hAnsi="Times New Roman"/>
+          <w:color w:val="000000"/>
+          <w:sz w:val="24"/>
+        </w:rPr>
+        <w:t>Отцю,</w:t>
+      </w:r>
+      <w:r>
+        <w:rPr>
+          <w:rFonts w:ascii="Times New Roman" w:hAnsi="Times New Roman"/>
+          <w:color w:val="000000"/>
+          <w:sz w:val="24"/>
+        </w:rPr>
+        <w:t xml:space="preserve"> </w:t>
+      </w:r>
+      <w:r>
+        <w:rPr>
+          <w:rFonts w:ascii="Times New Roman" w:hAnsi="Times New Roman"/>
+          <w:color w:val="000000"/>
+          <w:sz w:val="24"/>
+        </w:rPr>
+        <w:t>і</w:t>
+      </w:r>
+      <w:r>
+        <w:rPr>
+          <w:rFonts w:ascii="Times New Roman" w:hAnsi="Times New Roman"/>
+          <w:color w:val="000000"/>
+          <w:sz w:val="24"/>
+        </w:rPr>
+        <w:t xml:space="preserve"> </w:t>
+      </w:r>
+      <w:r>
+        <w:rPr>
+          <w:rFonts w:ascii="Times New Roman" w:hAnsi="Times New Roman"/>
+          <w:color w:val="000000"/>
+          <w:sz w:val="24"/>
+        </w:rPr>
+        <w:t>Сину,</w:t>
+      </w:r>
+      <w:r>
+        <w:rPr>
+          <w:rFonts w:ascii="Times New Roman" w:hAnsi="Times New Roman"/>
+          <w:color w:val="000000"/>
+          <w:sz w:val="24"/>
+        </w:rPr>
+        <w:t xml:space="preserve"> </w:t>
+      </w:r>
+      <w:r>
+        <w:rPr>
+          <w:rFonts w:ascii="Times New Roman" w:hAnsi="Times New Roman"/>
+          <w:color w:val="000000"/>
+          <w:sz w:val="24"/>
+        </w:rPr>
+        <w:t>і</w:t>
+      </w:r>
+      <w:r>
+        <w:rPr>
+          <w:rFonts w:ascii="Times New Roman" w:hAnsi="Times New Roman"/>
+          <w:color w:val="000000"/>
+          <w:sz w:val="24"/>
+        </w:rPr>
+        <w:t xml:space="preserve"> </w:t>
+      </w:r>
+      <w:r>
+        <w:rPr>
+          <w:rFonts w:ascii="Times New Roman" w:hAnsi="Times New Roman"/>
+          <w:color w:val="000000"/>
+          <w:sz w:val="24"/>
+        </w:rPr>
+        <w:t>Святому</w:t>
+      </w:r>
+      <w:r>
+        <w:rPr>
+          <w:rFonts w:ascii="Times New Roman" w:hAnsi="Times New Roman"/>
+          <w:color w:val="000000"/>
+          <w:sz w:val="24"/>
+        </w:rPr>
+        <w:t xml:space="preserve"> </w:t>
+      </w:r>
+      <w:r>
+        <w:rPr>
+          <w:rFonts w:ascii="Times New Roman" w:hAnsi="Times New Roman"/>
+          <w:color w:val="000000"/>
+          <w:sz w:val="24"/>
+        </w:rPr>
+        <w:t>Духові</w:t>
+      </w:r>
+      <w:r>
+        <w:rPr>
+          <w:rFonts w:ascii="Times New Roman" w:hAnsi="Times New Roman"/>
+          <w:sz w:val="24"/>
+        </w:rPr>
+        <w:t>,</w:t>
+      </w:r>
+      <w:r>
+        <w:rPr>
+          <w:rFonts w:ascii="Times New Roman" w:hAnsi="Times New Roman"/>
+          <w:sz w:val="24"/>
+        </w:rPr>
+        <w:t xml:space="preserve"> </w:t>
+      </w:r>
+      <w:r>
+        <w:rPr>
+          <w:rFonts w:ascii="Times New Roman" w:hAnsi="Times New Roman"/>
+          <w:sz w:val="24"/>
+        </w:rPr>
+        <w:t>нині,</w:t>
+      </w:r>
+      <w:r>
+        <w:rPr>
+          <w:rFonts w:ascii="Times New Roman" w:hAnsi="Times New Roman"/>
+          <w:sz w:val="24"/>
+        </w:rPr>
+        <w:t xml:space="preserve"> </w:t>
+      </w:r>
+      <w:r>
+        <w:rPr>
+          <w:rFonts w:ascii="Times New Roman" w:hAnsi="Times New Roman"/>
+          <w:sz w:val="24"/>
+        </w:rPr>
+        <w:t>і</w:t>
+      </w:r>
+      <w:r>
+        <w:rPr>
+          <w:rFonts w:ascii="Times New Roman" w:hAnsi="Times New Roman"/>
+          <w:sz w:val="24"/>
+        </w:rPr>
+        <w:t xml:space="preserve"> </w:t>
+      </w:r>
+      <w:r>
+        <w:rPr>
+          <w:rFonts w:ascii="Times New Roman" w:hAnsi="Times New Roman"/>
+          <w:sz w:val="24"/>
+        </w:rPr>
+        <w:t>повсякчас,</w:t>
+      </w:r>
+      <w:r>
+        <w:rPr>
+          <w:rFonts w:ascii="Times New Roman" w:hAnsi="Times New Roman"/>
+          <w:sz w:val="24"/>
+        </w:rPr>
+        <w:t xml:space="preserve"> </w:t>
+      </w:r>
+      <w:r>
+        <w:rPr>
+          <w:rFonts w:ascii="Times New Roman" w:hAnsi="Times New Roman"/>
+          <w:sz w:val="24"/>
+        </w:rPr>
+        <w:t>і</w:t>
+      </w:r>
+      <w:r>
+        <w:rPr>
+          <w:rFonts w:ascii="Times New Roman" w:hAnsi="Times New Roman"/>
+          <w:sz w:val="24"/>
+        </w:rPr>
+        <w:t xml:space="preserve"> </w:t>
+      </w:r>
+      <w:r>
+        <w:rPr>
+          <w:rFonts w:ascii="Times New Roman" w:hAnsi="Times New Roman"/>
+          <w:sz w:val="24"/>
+        </w:rPr>
+        <w:t>на</w:t>
+      </w:r>
+      <w:r>
+        <w:rPr>
+          <w:rFonts w:ascii="Times New Roman" w:hAnsi="Times New Roman"/>
+          <w:sz w:val="24"/>
+        </w:rPr>
+        <w:t xml:space="preserve"> </w:t>
+      </w:r>
+      <w:r>
+        <w:rPr>
+          <w:rFonts w:ascii="Times New Roman" w:hAnsi="Times New Roman"/>
+          <w:sz w:val="24"/>
+        </w:rPr>
+        <w:t>віки</w:t>
+      </w:r>
+      <w:r>
+        <w:rPr>
+          <w:rFonts w:ascii="Times New Roman" w:hAnsi="Times New Roman"/>
+          <w:sz w:val="24"/>
+        </w:rPr>
+        <w:t xml:space="preserve"> </w:t>
+      </w:r>
+      <w:r>
+        <w:rPr>
+          <w:rFonts w:ascii="Times New Roman" w:hAnsi="Times New Roman"/>
+          <w:sz w:val="24"/>
+        </w:rPr>
+        <w:t>віків.</w:t>
       </w:r>
     </w:p>
     <w:p>
@@ -26145,234 +27064,1232 @@
     </w:p>
     <w:p>
       <w:pPr>
-        <w:spacing w:after="120" w:line="240" w:lineRule="auto"/>
-        <w:rPr>
-          <w:rFonts w:ascii="Times New Roman" w:eastAsia="Times New Roman" w:hAnsi="Times New Roman" w:cs="Times New Roman"/>
-          <w:sz w:val="24"/>
-          <w:szCs w:val="24"/>
-          <w:lang w:val="ru-MD"/>
-        </w:rPr>
-      </w:pPr>
-      <w:r>
-        <w:rPr>
-          <w:rFonts w:ascii="Times New Roman" w:eastAsia="Times New Roman" w:hAnsi="Times New Roman" w:cs="Times New Roman"/>
-          <w:color w:val="000000"/>
-          <w:sz w:val="24"/>
-          <w:szCs w:val="24"/>
-          <w:lang w:val="ru-MD"/>
-        </w:rPr>
-        <w:t>Ще і ще в мирі Господеві помолімся.</w:t>
-      </w:r>
-    </w:p>
-    <w:p>
-      <w:pPr>
-        <w:spacing w:after="120" w:line="240" w:lineRule="auto"/>
-        <w:rPr>
-          <w:rFonts w:ascii="Times New Roman" w:eastAsia="Times New Roman" w:hAnsi="Times New Roman" w:cs="Times New Roman"/>
-          <w:sz w:val="24"/>
-          <w:szCs w:val="24"/>
-          <w:lang w:val="ru-MD"/>
-        </w:rPr>
-      </w:pPr>
-      <w:r>
-        <w:rPr>
-          <w:rFonts w:ascii="Times New Roman" w:eastAsia="Times New Roman" w:hAnsi="Times New Roman" w:cs="Times New Roman"/>
+        <w:spacing w:after="120"/>
+      </w:pPr>
+      <w:r>
+        <w:rPr>
+          <w:rFonts w:ascii="Times New Roman" w:hAnsi="Times New Roman"/>
+          <w:color w:val="000000"/>
+          <w:sz w:val="24"/>
+        </w:rPr>
+        <w:t>Ще</w:t>
+      </w:r>
+      <w:r>
+        <w:rPr>
+          <w:rFonts w:ascii="Times New Roman" w:hAnsi="Times New Roman"/>
+          <w:color w:val="000000"/>
+          <w:sz w:val="24"/>
+        </w:rPr>
+        <w:t xml:space="preserve"> </w:t>
+      </w:r>
+      <w:r>
+        <w:rPr>
+          <w:rFonts w:ascii="Times New Roman" w:hAnsi="Times New Roman"/>
+          <w:color w:val="000000"/>
+          <w:sz w:val="24"/>
+        </w:rPr>
+        <w:t>і</w:t>
+      </w:r>
+      <w:r>
+        <w:rPr>
+          <w:rFonts w:ascii="Times New Roman" w:hAnsi="Times New Roman"/>
+          <w:color w:val="000000"/>
+          <w:sz w:val="24"/>
+        </w:rPr>
+        <w:t xml:space="preserve"> </w:t>
+      </w:r>
+      <w:r>
+        <w:rPr>
+          <w:rFonts w:ascii="Times New Roman" w:hAnsi="Times New Roman"/>
+          <w:color w:val="000000"/>
+          <w:sz w:val="24"/>
+        </w:rPr>
+        <w:t>ще</w:t>
+      </w:r>
+      <w:r>
+        <w:rPr>
+          <w:rFonts w:ascii="Times New Roman" w:hAnsi="Times New Roman"/>
+          <w:color w:val="000000"/>
+          <w:sz w:val="24"/>
+        </w:rPr>
+        <w:t xml:space="preserve"> </w:t>
+      </w:r>
+      <w:r>
+        <w:rPr>
+          <w:rFonts w:ascii="Times New Roman" w:hAnsi="Times New Roman"/>
+          <w:color w:val="000000"/>
+          <w:sz w:val="24"/>
+        </w:rPr>
+        <w:t>в</w:t>
+      </w:r>
+      <w:r>
+        <w:rPr>
+          <w:rFonts w:ascii="Times New Roman" w:hAnsi="Times New Roman"/>
+          <w:color w:val="000000"/>
+          <w:sz w:val="24"/>
+        </w:rPr>
+        <w:t xml:space="preserve"> </w:t>
+      </w:r>
+      <w:r>
+        <w:rPr>
+          <w:rFonts w:ascii="Times New Roman" w:hAnsi="Times New Roman"/>
+          <w:color w:val="000000"/>
+          <w:sz w:val="24"/>
+        </w:rPr>
+        <w:t>мирі</w:t>
+      </w:r>
+      <w:r>
+        <w:rPr>
+          <w:rFonts w:ascii="Times New Roman" w:hAnsi="Times New Roman"/>
+          <w:color w:val="000000"/>
+          <w:sz w:val="24"/>
+        </w:rPr>
+        <w:t xml:space="preserve"> </w:t>
+      </w:r>
+      <w:r>
+        <w:rPr>
+          <w:rFonts w:ascii="Times New Roman" w:hAnsi="Times New Roman"/>
+          <w:color w:val="000000"/>
+          <w:sz w:val="24"/>
+        </w:rPr>
+        <w:t>Господеві</w:t>
+      </w:r>
+      <w:r>
+        <w:rPr>
+          <w:rFonts w:ascii="Times New Roman" w:hAnsi="Times New Roman"/>
+          <w:color w:val="000000"/>
+          <w:sz w:val="24"/>
+        </w:rPr>
+        <w:t xml:space="preserve"> </w:t>
+      </w:r>
+      <w:r>
+        <w:rPr>
+          <w:rFonts w:ascii="Times New Roman" w:hAnsi="Times New Roman"/>
+          <w:color w:val="000000"/>
+          <w:sz w:val="24"/>
+        </w:rPr>
+        <w:t>помолімся.</w:t>
+      </w:r>
+    </w:p>
+    <w:p>
+      <w:pPr>
+        <w:spacing w:after="120"/>
+      </w:pPr>
+      <w:r>
+        <w:rPr>
+          <w:rFonts w:ascii="Times New Roman" w:hAnsi="Times New Roman"/>
+          <w:i/>
+          <w:color w:val="FF4400"/>
+          <w:sz w:val="24"/>
+        </w:rPr>
+        <w:t>Вірні:</w:t>
+      </w:r>
+      <w:r>
+        <w:rPr>
+          <w:rFonts w:ascii="Times New Roman" w:hAnsi="Times New Roman"/>
+          <w:color w:val="000000"/>
+          <w:sz w:val="24"/>
+        </w:rPr>
+        <w:t xml:space="preserve"> </w:t>
+      </w:r>
+      <w:r>
+        <w:rPr>
+          <w:rFonts w:ascii="Times New Roman" w:hAnsi="Times New Roman"/>
+          <w:color w:val="000000"/>
+          <w:sz w:val="24"/>
+        </w:rPr>
+        <w:t>Го́споди,</w:t>
+      </w:r>
+      <w:r>
+        <w:rPr>
+          <w:rFonts w:ascii="Times New Roman" w:hAnsi="Times New Roman"/>
+          <w:color w:val="000000"/>
+          <w:sz w:val="24"/>
+        </w:rPr>
+        <w:t xml:space="preserve"> </w:t>
+      </w:r>
+      <w:r>
+        <w:rPr>
+          <w:rFonts w:ascii="Times New Roman" w:hAnsi="Times New Roman"/>
+          <w:color w:val="000000"/>
+          <w:sz w:val="24"/>
+        </w:rPr>
+        <w:t>поми́луй.</w:t>
+      </w:r>
+    </w:p>
+    <w:p>
+      <w:pPr>
+        <w:spacing w:after="120"/>
+      </w:pPr>
+      <w:r>
+        <w:rPr>
+          <w:rFonts w:ascii="Times New Roman" w:hAnsi="Times New Roman"/>
+          <w:sz w:val="24"/>
+        </w:rPr>
+        <w:t>Заступи,</w:t>
+      </w:r>
+      <w:r>
+        <w:rPr>
+          <w:rFonts w:ascii="Times New Roman" w:hAnsi="Times New Roman"/>
+          <w:sz w:val="24"/>
+        </w:rPr>
+        <w:t xml:space="preserve"> </w:t>
+      </w:r>
+      <w:r>
+        <w:rPr>
+          <w:rFonts w:ascii="Times New Roman" w:hAnsi="Times New Roman"/>
+          <w:sz w:val="24"/>
+        </w:rPr>
+        <w:t>спаси,</w:t>
+      </w:r>
+      <w:r>
+        <w:rPr>
+          <w:rFonts w:ascii="Times New Roman" w:hAnsi="Times New Roman"/>
+          <w:sz w:val="24"/>
+        </w:rPr>
+        <w:t xml:space="preserve"> </w:t>
+      </w:r>
+      <w:r>
+        <w:rPr>
+          <w:rFonts w:ascii="Times New Roman" w:hAnsi="Times New Roman"/>
+          <w:sz w:val="24"/>
+        </w:rPr>
+        <w:t>помилуй</w:t>
+      </w:r>
+      <w:r>
+        <w:rPr>
+          <w:rFonts w:ascii="Times New Roman" w:hAnsi="Times New Roman"/>
+          <w:sz w:val="24"/>
+        </w:rPr>
+        <w:t xml:space="preserve"> </w:t>
+      </w:r>
+      <w:r>
+        <w:rPr>
+          <w:rFonts w:ascii="Times New Roman" w:hAnsi="Times New Roman"/>
+          <w:sz w:val="24"/>
+        </w:rPr>
+        <w:t>і</w:t>
+      </w:r>
+      <w:r>
+        <w:rPr>
+          <w:rFonts w:ascii="Times New Roman" w:hAnsi="Times New Roman"/>
+          <w:sz w:val="24"/>
+        </w:rPr>
+        <w:t xml:space="preserve"> </w:t>
+      </w:r>
+      <w:r>
+        <w:rPr>
+          <w:rFonts w:ascii="Times New Roman" w:hAnsi="Times New Roman"/>
+          <w:sz w:val="24"/>
+        </w:rPr>
+        <w:t>охорони</w:t>
+      </w:r>
+      <w:r>
+        <w:rPr>
+          <w:rFonts w:ascii="Times New Roman" w:hAnsi="Times New Roman"/>
+          <w:sz w:val="24"/>
+        </w:rPr>
+        <w:t xml:space="preserve"> </w:t>
+      </w:r>
+      <w:r>
+        <w:rPr>
+          <w:rFonts w:ascii="Times New Roman" w:hAnsi="Times New Roman"/>
+          <w:sz w:val="24"/>
+        </w:rPr>
+        <w:t>нас,</w:t>
+      </w:r>
+      <w:r>
+        <w:rPr>
+          <w:rFonts w:ascii="Times New Roman" w:hAnsi="Times New Roman"/>
+          <w:sz w:val="24"/>
+        </w:rPr>
+        <w:t xml:space="preserve"> </w:t>
+      </w:r>
+      <w:r>
+        <w:rPr>
+          <w:rFonts w:ascii="Times New Roman" w:hAnsi="Times New Roman"/>
+          <w:sz w:val="24"/>
+        </w:rPr>
+        <w:t>Боже,</w:t>
+      </w:r>
+      <w:r>
+        <w:rPr>
+          <w:rFonts w:ascii="Times New Roman" w:hAnsi="Times New Roman"/>
+          <w:sz w:val="24"/>
+        </w:rPr>
+        <w:t xml:space="preserve"> </w:t>
+      </w:r>
+      <w:r>
+        <w:rPr>
+          <w:rFonts w:ascii="Times New Roman" w:hAnsi="Times New Roman"/>
+          <w:sz w:val="24"/>
+        </w:rPr>
+        <w:t>Твоєю</w:t>
+      </w:r>
+      <w:r>
+        <w:rPr>
+          <w:rFonts w:ascii="Times New Roman" w:hAnsi="Times New Roman"/>
+          <w:sz w:val="24"/>
+        </w:rPr>
+        <w:t xml:space="preserve"> </w:t>
+      </w:r>
+      <w:r>
+        <w:rPr>
+          <w:rFonts w:ascii="Times New Roman" w:hAnsi="Times New Roman"/>
+          <w:sz w:val="24"/>
+        </w:rPr>
+        <w:t>благодаттю</w:t>
+      </w:r>
+    </w:p>
+    <w:p>
+      <w:pPr>
+        <w:spacing w:after="120"/>
+      </w:pPr>
+      <w:r>
+        <w:rPr>
+          <w:rFonts w:ascii="Times New Roman" w:hAnsi="Times New Roman"/>
+          <w:i/>
+          <w:color w:val="FF4400"/>
+          <w:sz w:val="24"/>
+        </w:rPr>
+        <w:t>Вірні:</w:t>
+      </w:r>
+      <w:r>
+        <w:rPr>
+          <w:rFonts w:ascii="Times New Roman" w:hAnsi="Times New Roman"/>
+          <w:color w:val="000000"/>
+          <w:sz w:val="24"/>
+        </w:rPr>
+        <w:t xml:space="preserve"> </w:t>
+      </w:r>
+      <w:r>
+        <w:rPr>
+          <w:rFonts w:ascii="Times New Roman" w:hAnsi="Times New Roman"/>
+          <w:color w:val="000000"/>
+          <w:sz w:val="24"/>
+        </w:rPr>
+        <w:t>Го́споди,</w:t>
+      </w:r>
+      <w:r>
+        <w:rPr>
+          <w:rFonts w:ascii="Times New Roman" w:hAnsi="Times New Roman"/>
+          <w:color w:val="000000"/>
+          <w:sz w:val="24"/>
+        </w:rPr>
+        <w:t xml:space="preserve"> </w:t>
+      </w:r>
+      <w:r>
+        <w:rPr>
+          <w:rFonts w:ascii="Times New Roman" w:hAnsi="Times New Roman"/>
+          <w:color w:val="000000"/>
+          <w:sz w:val="24"/>
+        </w:rPr>
+        <w:t>поми́луй.</w:t>
+      </w:r>
+    </w:p>
+    <w:p>
+      <w:pPr>
+        <w:spacing w:after="120"/>
+      </w:pPr>
+      <w:r>
+        <w:rPr>
+          <w:rFonts w:ascii="Times New Roman" w:hAnsi="Times New Roman"/>
+          <w:color w:val="000000"/>
+          <w:sz w:val="24"/>
+        </w:rPr>
+        <w:t>Пресвяту,</w:t>
+      </w:r>
+      <w:r>
+        <w:rPr>
+          <w:rFonts w:ascii="Times New Roman" w:hAnsi="Times New Roman"/>
+          <w:color w:val="000000"/>
+          <w:sz w:val="24"/>
+        </w:rPr>
+        <w:t xml:space="preserve"> </w:t>
+      </w:r>
+      <w:r>
+        <w:rPr>
+          <w:rFonts w:ascii="Times New Roman" w:hAnsi="Times New Roman"/>
+          <w:color w:val="000000"/>
+          <w:sz w:val="24"/>
+        </w:rPr>
+        <w:t>пречисту,</w:t>
+      </w:r>
+      <w:r>
+        <w:rPr>
+          <w:rFonts w:ascii="Times New Roman" w:hAnsi="Times New Roman"/>
+          <w:color w:val="000000"/>
+          <w:sz w:val="24"/>
+        </w:rPr>
+        <w:t xml:space="preserve"> </w:t>
+      </w:r>
+      <w:r>
+        <w:rPr>
+          <w:rFonts w:ascii="Times New Roman" w:hAnsi="Times New Roman"/>
+          <w:color w:val="000000"/>
+          <w:sz w:val="24"/>
+        </w:rPr>
+        <w:t>преблагословенну,</w:t>
+      </w:r>
+      <w:r>
+        <w:rPr>
+          <w:rFonts w:ascii="Times New Roman" w:hAnsi="Times New Roman"/>
+          <w:color w:val="000000"/>
+          <w:sz w:val="24"/>
+        </w:rPr>
+        <w:t xml:space="preserve"> </w:t>
+      </w:r>
+      <w:r>
+        <w:rPr>
+          <w:rFonts w:ascii="Times New Roman" w:hAnsi="Times New Roman"/>
+          <w:color w:val="000000"/>
+          <w:sz w:val="24"/>
+        </w:rPr>
+        <w:t>славну</w:t>
+      </w:r>
+      <w:r>
+        <w:rPr>
+          <w:rFonts w:ascii="Times New Roman" w:hAnsi="Times New Roman"/>
+          <w:color w:val="000000"/>
+          <w:sz w:val="24"/>
+        </w:rPr>
+        <w:t xml:space="preserve"> </w:t>
+      </w:r>
+      <w:r>
+        <w:rPr>
+          <w:rFonts w:ascii="Times New Roman" w:hAnsi="Times New Roman"/>
+          <w:color w:val="000000"/>
+          <w:sz w:val="24"/>
+        </w:rPr>
+        <w:t>Владичицю</w:t>
+      </w:r>
+      <w:r>
+        <w:rPr>
+          <w:rFonts w:ascii="Times New Roman" w:hAnsi="Times New Roman"/>
+          <w:color w:val="000000"/>
+          <w:sz w:val="24"/>
+        </w:rPr>
+        <w:t xml:space="preserve"> </w:t>
+      </w:r>
+      <w:r>
+        <w:rPr>
+          <w:rFonts w:ascii="Times New Roman" w:hAnsi="Times New Roman"/>
+          <w:color w:val="000000"/>
+          <w:sz w:val="24"/>
+        </w:rPr>
+        <w:t>нашу</w:t>
+      </w:r>
+      <w:r>
+        <w:rPr>
+          <w:rFonts w:ascii="Times New Roman" w:hAnsi="Times New Roman"/>
+          <w:color w:val="000000"/>
+          <w:sz w:val="24"/>
+        </w:rPr>
+        <w:t xml:space="preserve"> </w:t>
+      </w:r>
+      <w:r>
+        <w:rPr>
+          <w:rFonts w:ascii="Times New Roman" w:hAnsi="Times New Roman"/>
+          <w:color w:val="000000"/>
+          <w:sz w:val="24"/>
+        </w:rPr>
+        <w:t>Богородицю</w:t>
+      </w:r>
+      <w:r>
+        <w:rPr>
+          <w:rFonts w:ascii="Times New Roman" w:hAnsi="Times New Roman"/>
+          <w:color w:val="000000"/>
+          <w:sz w:val="24"/>
+        </w:rPr>
+        <w:t xml:space="preserve"> </w:t>
+      </w:r>
+      <w:r>
+        <w:rPr>
+          <w:rFonts w:ascii="Times New Roman" w:hAnsi="Times New Roman"/>
+          <w:color w:val="000000"/>
+          <w:sz w:val="24"/>
+        </w:rPr>
+        <w:t>і</w:t>
+      </w:r>
+      <w:r>
+        <w:rPr>
+          <w:rFonts w:ascii="Times New Roman" w:hAnsi="Times New Roman"/>
+          <w:color w:val="000000"/>
+          <w:sz w:val="24"/>
+        </w:rPr>
+        <w:t xml:space="preserve"> </w:t>
+      </w:r>
+      <w:r>
+        <w:rPr>
+          <w:rFonts w:ascii="Times New Roman" w:hAnsi="Times New Roman"/>
+          <w:color w:val="000000"/>
+          <w:sz w:val="24"/>
+        </w:rPr>
+        <w:t>приснодіву</w:t>
+      </w:r>
+      <w:r>
+        <w:rPr>
+          <w:rFonts w:ascii="Times New Roman" w:hAnsi="Times New Roman"/>
+          <w:color w:val="000000"/>
+          <w:sz w:val="24"/>
+        </w:rPr>
+        <w:t xml:space="preserve"> </w:t>
+      </w:r>
+      <w:r>
+        <w:rPr>
+          <w:rFonts w:ascii="Times New Roman" w:hAnsi="Times New Roman"/>
+          <w:color w:val="000000"/>
+          <w:sz w:val="24"/>
+        </w:rPr>
+        <w:t>Марію,</w:t>
+      </w:r>
+      <w:r>
+        <w:rPr>
+          <w:rFonts w:ascii="Times New Roman" w:hAnsi="Times New Roman"/>
+          <w:color w:val="000000"/>
+          <w:sz w:val="24"/>
+        </w:rPr>
+        <w:t xml:space="preserve"> </w:t>
+      </w:r>
+      <w:r>
+        <w:rPr>
+          <w:rFonts w:ascii="Times New Roman" w:hAnsi="Times New Roman"/>
+          <w:color w:val="000000"/>
+          <w:sz w:val="24"/>
+        </w:rPr>
+        <w:t>з</w:t>
+      </w:r>
+      <w:r>
+        <w:rPr>
+          <w:rFonts w:ascii="Times New Roman" w:hAnsi="Times New Roman"/>
+          <w:color w:val="000000"/>
+          <w:sz w:val="24"/>
+        </w:rPr>
+        <w:t xml:space="preserve"> </w:t>
+      </w:r>
+      <w:r>
+        <w:rPr>
+          <w:rFonts w:ascii="Times New Roman" w:hAnsi="Times New Roman"/>
+          <w:color w:val="000000"/>
+          <w:sz w:val="24"/>
+        </w:rPr>
+        <w:t>усіма</w:t>
+      </w:r>
+      <w:r>
+        <w:rPr>
+          <w:rFonts w:ascii="Times New Roman" w:hAnsi="Times New Roman"/>
+          <w:color w:val="000000"/>
+          <w:sz w:val="24"/>
+        </w:rPr>
+        <w:t xml:space="preserve"> </w:t>
+      </w:r>
+      <w:r>
+        <w:rPr>
+          <w:rFonts w:ascii="Times New Roman" w:hAnsi="Times New Roman"/>
+          <w:color w:val="000000"/>
+          <w:sz w:val="24"/>
+        </w:rPr>
+        <w:t>святими</w:t>
+      </w:r>
+      <w:r>
+        <w:rPr>
+          <w:rFonts w:ascii="Times New Roman" w:hAnsi="Times New Roman"/>
+          <w:color w:val="000000"/>
+          <w:sz w:val="24"/>
+        </w:rPr>
+        <w:t xml:space="preserve"> </w:t>
+      </w:r>
+      <w:r>
+        <w:rPr>
+          <w:rFonts w:ascii="Times New Roman" w:hAnsi="Times New Roman"/>
+          <w:color w:val="000000"/>
+          <w:sz w:val="24"/>
+        </w:rPr>
+        <w:t>пом’янувши,</w:t>
+      </w:r>
+      <w:r>
+        <w:rPr>
+          <w:rFonts w:ascii="Times New Roman" w:hAnsi="Times New Roman"/>
+          <w:color w:val="000000"/>
+          <w:sz w:val="24"/>
+        </w:rPr>
+        <w:t xml:space="preserve"> </w:t>
+      </w:r>
+      <w:r>
+        <w:rPr>
+          <w:rFonts w:ascii="Times New Roman" w:hAnsi="Times New Roman"/>
+          <w:color w:val="000000"/>
+          <w:sz w:val="24"/>
+        </w:rPr>
+        <w:t>самих</w:t>
+      </w:r>
+      <w:r>
+        <w:rPr>
+          <w:rFonts w:ascii="Times New Roman" w:hAnsi="Times New Roman"/>
+          <w:color w:val="000000"/>
+          <w:sz w:val="24"/>
+        </w:rPr>
+        <w:t xml:space="preserve"> </w:t>
+      </w:r>
+      <w:r>
+        <w:rPr>
+          <w:rFonts w:ascii="Times New Roman" w:hAnsi="Times New Roman"/>
+          <w:color w:val="000000"/>
+          <w:sz w:val="24"/>
+        </w:rPr>
+        <w:t>себе,</w:t>
+      </w:r>
+      <w:r>
+        <w:rPr>
+          <w:rFonts w:ascii="Times New Roman" w:hAnsi="Times New Roman"/>
+          <w:color w:val="000000"/>
+          <w:sz w:val="24"/>
+        </w:rPr>
+        <w:t xml:space="preserve"> </w:t>
+      </w:r>
+      <w:r>
+        <w:rPr>
+          <w:rFonts w:ascii="Times New Roman" w:hAnsi="Times New Roman"/>
+          <w:color w:val="000000"/>
+          <w:sz w:val="24"/>
+        </w:rPr>
+        <w:t>і</w:t>
+      </w:r>
+      <w:r>
+        <w:rPr>
+          <w:rFonts w:ascii="Times New Roman" w:hAnsi="Times New Roman"/>
+          <w:color w:val="000000"/>
+          <w:sz w:val="24"/>
+        </w:rPr>
+        <w:t xml:space="preserve"> </w:t>
+      </w:r>
+      <w:r>
+        <w:rPr>
+          <w:rFonts w:ascii="Times New Roman" w:hAnsi="Times New Roman"/>
+          <w:color w:val="000000"/>
+          <w:sz w:val="24"/>
+        </w:rPr>
+        <w:t>один</w:t>
+      </w:r>
+      <w:r>
+        <w:rPr>
+          <w:rFonts w:ascii="Times New Roman" w:hAnsi="Times New Roman"/>
+          <w:color w:val="000000"/>
+          <w:sz w:val="24"/>
+        </w:rPr>
+        <w:t xml:space="preserve"> </w:t>
+      </w:r>
+      <w:r>
+        <w:rPr>
+          <w:rFonts w:ascii="Times New Roman" w:hAnsi="Times New Roman"/>
+          <w:color w:val="000000"/>
+          <w:sz w:val="24"/>
+        </w:rPr>
+        <w:t>одного,</w:t>
+      </w:r>
+      <w:r>
+        <w:rPr>
+          <w:rFonts w:ascii="Times New Roman" w:hAnsi="Times New Roman"/>
+          <w:color w:val="000000"/>
+          <w:sz w:val="24"/>
+        </w:rPr>
+        <w:t xml:space="preserve"> </w:t>
+      </w:r>
+      <w:r>
+        <w:rPr>
+          <w:rFonts w:ascii="Times New Roman" w:hAnsi="Times New Roman"/>
+          <w:color w:val="000000"/>
+          <w:sz w:val="24"/>
+        </w:rPr>
+        <w:t>і</w:t>
+      </w:r>
+      <w:r>
+        <w:rPr>
+          <w:rFonts w:ascii="Times New Roman" w:hAnsi="Times New Roman"/>
+          <w:color w:val="000000"/>
+          <w:sz w:val="24"/>
+        </w:rPr>
+        <w:t xml:space="preserve"> </w:t>
+      </w:r>
+      <w:r>
+        <w:rPr>
+          <w:rFonts w:ascii="Times New Roman" w:hAnsi="Times New Roman"/>
+          <w:color w:val="000000"/>
+          <w:sz w:val="24"/>
+        </w:rPr>
+        <w:t>все</w:t>
+      </w:r>
+      <w:r>
+        <w:rPr>
+          <w:rFonts w:ascii="Times New Roman" w:hAnsi="Times New Roman"/>
+          <w:color w:val="000000"/>
+          <w:sz w:val="24"/>
+        </w:rPr>
+        <w:t xml:space="preserve"> </w:t>
+      </w:r>
+      <w:r>
+        <w:rPr>
+          <w:rFonts w:ascii="Times New Roman" w:hAnsi="Times New Roman"/>
+          <w:color w:val="000000"/>
+          <w:sz w:val="24"/>
+        </w:rPr>
+        <w:t>життя</w:t>
+      </w:r>
+      <w:r>
+        <w:rPr>
+          <w:rFonts w:ascii="Times New Roman" w:hAnsi="Times New Roman"/>
+          <w:color w:val="000000"/>
+          <w:sz w:val="24"/>
+        </w:rPr>
+        <w:t xml:space="preserve"> </w:t>
+      </w:r>
+      <w:r>
+        <w:rPr>
+          <w:rFonts w:ascii="Times New Roman" w:hAnsi="Times New Roman"/>
+          <w:color w:val="000000"/>
+          <w:sz w:val="24"/>
+        </w:rPr>
+        <w:t>наше</w:t>
+      </w:r>
+      <w:r>
+        <w:rPr>
+          <w:rFonts w:ascii="Times New Roman" w:hAnsi="Times New Roman"/>
+          <w:color w:val="000000"/>
+          <w:sz w:val="24"/>
+        </w:rPr>
+        <w:t xml:space="preserve"> </w:t>
+      </w:r>
+      <w:r>
+        <w:rPr>
+          <w:rFonts w:ascii="Times New Roman" w:hAnsi="Times New Roman"/>
+          <w:color w:val="000000"/>
+          <w:sz w:val="24"/>
+        </w:rPr>
+        <w:t>Христу</w:t>
+      </w:r>
+      <w:r>
+        <w:rPr>
+          <w:rFonts w:ascii="Times New Roman" w:hAnsi="Times New Roman"/>
+          <w:color w:val="000000"/>
+          <w:sz w:val="24"/>
+        </w:rPr>
+        <w:t xml:space="preserve"> </w:t>
+      </w:r>
+      <w:r>
+        <w:rPr>
+          <w:rFonts w:ascii="Times New Roman" w:hAnsi="Times New Roman"/>
+          <w:color w:val="000000"/>
+          <w:sz w:val="24"/>
+        </w:rPr>
+        <w:t>Богові</w:t>
+      </w:r>
+      <w:r>
+        <w:rPr>
+          <w:rFonts w:ascii="Times New Roman" w:hAnsi="Times New Roman"/>
+          <w:color w:val="000000"/>
+          <w:sz w:val="24"/>
+        </w:rPr>
+        <w:t xml:space="preserve"> </w:t>
+      </w:r>
+      <w:r>
+        <w:rPr>
+          <w:rFonts w:ascii="Times New Roman" w:hAnsi="Times New Roman"/>
+          <w:color w:val="000000"/>
+          <w:sz w:val="24"/>
+        </w:rPr>
+        <w:t>віддаймо.</w:t>
+      </w:r>
+    </w:p>
+    <w:p>
+      <w:pPr>
+        <w:spacing w:after="120"/>
+      </w:pPr>
+      <w:r>
+        <w:rPr>
+          <w:rFonts w:ascii="Times New Roman" w:hAnsi="Times New Roman"/>
+          <w:i/>
+          <w:color w:val="FF4400"/>
+          <w:sz w:val="24"/>
+        </w:rPr>
+        <w:t>Вірні:</w:t>
+      </w:r>
+      <w:r>
+        <w:rPr>
+          <w:rFonts w:ascii="Times New Roman" w:hAnsi="Times New Roman"/>
+          <w:color w:val="000000"/>
+          <w:sz w:val="24"/>
+        </w:rPr>
+        <w:t xml:space="preserve"> </w:t>
+      </w:r>
+      <w:r>
+        <w:rPr>
+          <w:rFonts w:ascii="Times New Roman" w:hAnsi="Times New Roman"/>
+          <w:color w:val="000000"/>
+          <w:sz w:val="24"/>
+        </w:rPr>
+        <w:t>Тобі́,</w:t>
+      </w:r>
+      <w:r>
+        <w:rPr>
+          <w:rFonts w:ascii="Times New Roman" w:hAnsi="Times New Roman"/>
+          <w:color w:val="000000"/>
+          <w:sz w:val="24"/>
+        </w:rPr>
+        <w:t xml:space="preserve"> </w:t>
+      </w:r>
+      <w:r>
+        <w:rPr>
+          <w:rFonts w:ascii="Times New Roman" w:hAnsi="Times New Roman"/>
+          <w:color w:val="000000"/>
+          <w:sz w:val="24"/>
+        </w:rPr>
+        <w:t>Го́споди.</w:t>
+      </w:r>
+    </w:p>
+    <w:p>
+      <w:pPr>
+        <w:spacing w:after="120" w:line="240" w:lineRule="auto"/>
+        <w:rPr>
+          <w:rFonts w:ascii="Times New Roman" w:eastAsia="Times New Roman" w:hAnsi="Times New Roman" w:cs="Times New Roman"/>
+          <w:sz w:val="24"/>
+          <w:szCs w:val="24"/>
+          <w:lang w:val="ru-MD"/>
+        </w:rPr>
+      </w:pPr>
+      <w:r>
+        <w:rPr>
+          <w:rFonts w:ascii="Times New Roman" w:eastAsia="Times New Roman" w:hAnsi="Times New Roman" w:cs="Times New Roman"/>
+          <w:sz w:val="24"/>
+          <w:szCs w:val="24"/>
+          <w:u w:val="single"/>
+          <w:lang w:val="ru-MD"/>
+        </w:rPr>
+        <w:t>[Дякуємо тобі, Господи, Боже спасіння нашого, бо ти все робиш для добра життя нашого, щоб ми завжди на тебе споглядали, Спасителю й Доброчинцю душ наших. Бо ти дав спокій нам у час минулої ночі й підвів нас, щоб ми поклонялися величному імені твоєму. Тому молимо тебе, Господи: Дай нам ласку й силу, щоб ми стали гідними співати тобі розумно й молитися безупинно та в страсі і тремтінні над нашим спасінням працювали, при заступництві Христа твого. Пом'яни, Господи, і тих, що вночі до тебе кличуть. Вислухай їх і помилуй, і круши під ноги їх невидимих і войовничих ворогів.]</w:t>
+      </w:r>
+    </w:p>
+    <w:p>
+      <w:pPr>
+        <w:spacing w:after="120"/>
+        <w:jc w:val="both"/>
+      </w:pPr>
+      <w:r>
+        <w:rPr>
+          <w:rFonts w:ascii="Times New Roman" w:hAnsi="Times New Roman"/>
           <w:i/>
           <w:color w:val="FF0000"/>
           <w:sz w:val="24"/>
-          <w:szCs w:val="24"/>
-          <w:lang w:val="ru-MD"/>
-        </w:rPr>
-        <w:t>Вірні:</w:t>
-      </w:r>
-      <w:r>
-        <w:rPr>
-          <w:rFonts w:ascii="Times New Roman" w:eastAsia="Times New Roman" w:hAnsi="Times New Roman" w:cs="Times New Roman"/>
-          <w:color w:val="000000"/>
-          <w:sz w:val="24"/>
-          <w:szCs w:val="24"/>
-          <w:lang w:val="ru-MD"/>
-        </w:rPr>
-        <w:t xml:space="preserve"> Господи, помилуй.</w:t>
-      </w:r>
-    </w:p>
-    <w:p>
-      <w:pPr>
-        <w:spacing w:after="120" w:line="240" w:lineRule="auto"/>
-        <w:rPr>
-          <w:rFonts w:ascii="Times New Roman" w:eastAsia="Times New Roman" w:hAnsi="Times New Roman" w:cs="Times New Roman"/>
-          <w:sz w:val="24"/>
-          <w:szCs w:val="24"/>
-          <w:lang w:val="ru-MD"/>
-        </w:rPr>
-      </w:pPr>
-      <w:r>
-        <w:rPr>
-          <w:rFonts w:ascii="Times New Roman" w:eastAsia="Times New Roman" w:hAnsi="Times New Roman" w:cs="Times New Roman"/>
-          <w:color w:val="000000"/>
-          <w:sz w:val="24"/>
-          <w:szCs w:val="24"/>
-          <w:lang w:val="ru-MD"/>
-        </w:rPr>
-        <w:t>Заступи, спаси, помилуй і охорони нас, Боже, твоєю благодаттю.</w:t>
-      </w:r>
-    </w:p>
-    <w:p>
-      <w:pPr>
-        <w:spacing w:after="120" w:line="240" w:lineRule="auto"/>
-        <w:rPr>
-          <w:rFonts w:ascii="Times New Roman" w:eastAsia="Times New Roman" w:hAnsi="Times New Roman" w:cs="Times New Roman"/>
-          <w:sz w:val="24"/>
-          <w:szCs w:val="24"/>
-          <w:lang w:val="ru-MD"/>
-        </w:rPr>
-      </w:pPr>
-      <w:r>
-        <w:rPr>
-          <w:rFonts w:ascii="Times New Roman" w:eastAsia="Times New Roman" w:hAnsi="Times New Roman" w:cs="Times New Roman"/>
+        </w:rPr>
+        <w:t>Священник:</w:t>
+      </w:r>
+      <w:r>
+        <w:rPr>
+          <w:rFonts w:ascii="Times New Roman" w:hAnsi="Times New Roman"/>
           <w:i/>
           <w:color w:val="FF0000"/>
           <w:sz w:val="24"/>
-          <w:szCs w:val="24"/>
-          <w:lang w:val="ru-MD"/>
-        </w:rPr>
-        <w:t>Вірні:</w:t>
-      </w:r>
-      <w:r>
-        <w:rPr>
-          <w:rFonts w:ascii="Times New Roman" w:eastAsia="Times New Roman" w:hAnsi="Times New Roman" w:cs="Times New Roman"/>
-          <w:color w:val="000000"/>
-          <w:sz w:val="24"/>
-          <w:szCs w:val="24"/>
-          <w:lang w:val="ru-MD"/>
-        </w:rPr>
-        <w:t xml:space="preserve"> Господи, помилуй.</w:t>
-      </w:r>
-    </w:p>
-    <w:p>
-      <w:pPr>
-        <w:spacing w:after="120" w:line="240" w:lineRule="auto"/>
-        <w:rPr>
-          <w:rFonts w:ascii="Times New Roman" w:eastAsia="Times New Roman" w:hAnsi="Times New Roman" w:cs="Times New Roman"/>
-          <w:sz w:val="24"/>
-          <w:szCs w:val="24"/>
-          <w:lang w:val="ru-MD"/>
-        </w:rPr>
-      </w:pPr>
-      <w:r>
-        <w:rPr>
-          <w:rFonts w:ascii="Times New Roman" w:eastAsia="Times New Roman" w:hAnsi="Times New Roman" w:cs="Times New Roman"/>
-          <w:color w:val="000000"/>
-          <w:sz w:val="24"/>
-          <w:szCs w:val="24"/>
-          <w:lang w:val="ru-MD"/>
-        </w:rPr>
-        <w:t>Пресвяту, пречисту, преблагословенну, славну Владичицю нашу Богородицю і приснодіву Марію, з усіма святими пом'янувши, самі себе, і один одного, і все життя наше Христу Богові віддаймо.</w:t>
-      </w:r>
-    </w:p>
-    <w:p>
-      <w:pPr>
-        <w:spacing w:after="120" w:line="240" w:lineRule="auto"/>
-        <w:rPr>
-          <w:rFonts w:ascii="Times New Roman" w:eastAsia="Times New Roman" w:hAnsi="Times New Roman" w:cs="Times New Roman"/>
-          <w:sz w:val="24"/>
-          <w:szCs w:val="24"/>
-          <w:lang w:val="ru-MD"/>
-        </w:rPr>
-      </w:pPr>
-      <w:r>
-        <w:rPr>
-          <w:rFonts w:ascii="Times New Roman" w:eastAsia="Times New Roman" w:hAnsi="Times New Roman" w:cs="Times New Roman"/>
-          <w:i/>
-          <w:color w:val="FF0000"/>
-          <w:sz w:val="24"/>
-          <w:szCs w:val="24"/>
-          <w:lang w:val="ru-MD"/>
-        </w:rPr>
-        <w:lastRenderedPageBreak/>
-        <w:t>Вірні:</w:t>
-      </w:r>
-      <w:r>
-        <w:rPr>
-          <w:rFonts w:ascii="Times New Roman" w:eastAsia="Times New Roman" w:hAnsi="Times New Roman" w:cs="Times New Roman"/>
-          <w:color w:val="000000"/>
-          <w:sz w:val="24"/>
-          <w:szCs w:val="24"/>
-          <w:lang w:val="ru-MD"/>
-        </w:rPr>
-        <w:t xml:space="preserve"> Тобі, Господи.</w:t>
-      </w:r>
-    </w:p>
-    <w:p>
-      <w:pPr>
-        <w:spacing w:after="120" w:line="240" w:lineRule="auto"/>
-        <w:rPr>
-          <w:rFonts w:ascii="Times New Roman" w:eastAsia="Times New Roman" w:hAnsi="Times New Roman" w:cs="Times New Roman"/>
-          <w:sz w:val="24"/>
-          <w:szCs w:val="24"/>
-          <w:lang w:val="ru-MD"/>
-        </w:rPr>
-      </w:pPr>
-      <w:r>
-        <w:rPr>
-          <w:rFonts w:ascii="Times New Roman" w:eastAsia="Times New Roman" w:hAnsi="Times New Roman" w:cs="Times New Roman"/>
-          <w:sz w:val="24"/>
-          <w:szCs w:val="24"/>
-          <w:u w:val="single"/>
-          <w:lang w:val="ru-MD"/>
-        </w:rPr>
-        <w:t>[Дякуємо тобі, Господи, Боже спасіння нашого, бо ти все робиш для добра життя нашого, щоб ми завжди на тебе споглядали, Спасителю й Доброчинцю душ наших. Бо ти дав спокій нам у час минулої ночі й підвів нас, щоб ми поклонялися величному імені твоєму. Тому молимо тебе, Господи: Дай нам ласку й силу, щоб ми стали гідними співати тобі розумно й молитися безупинно та в страсі і тремтінні над нашим спасінням працювали, при заступництві Христа твого. Пом'яни, Господи, і тих, що вночі до тебе кличуть. Вислухай їх і помилуй, і круши під ноги їх невидимих і войовничих ворогів.]</w:t>
-      </w:r>
-    </w:p>
-    <w:p>
-      <w:pPr>
-        <w:spacing w:after="120" w:line="240" w:lineRule="auto"/>
-        <w:rPr>
-          <w:rFonts w:ascii="Times New Roman" w:eastAsia="Times New Roman" w:hAnsi="Times New Roman" w:cs="Times New Roman"/>
-          <w:sz w:val="24"/>
-          <w:szCs w:val="24"/>
-          <w:lang w:val="ru-MD"/>
-        </w:rPr>
-      </w:pPr>
-      <w:r>
-        <w:rPr>
-          <w:rFonts w:ascii="Times New Roman" w:eastAsia="Times New Roman" w:hAnsi="Times New Roman" w:cs="Times New Roman"/>
-          <w:i/>
-          <w:color w:val="FF0000"/>
-          <w:sz w:val="24"/>
-          <w:szCs w:val="24"/>
-          <w:lang w:val="ru-MD"/>
-        </w:rPr>
-        <w:t>Священик:</w:t>
-      </w:r>
-      <w:r>
-        <w:rPr>
-          <w:rFonts w:ascii="Times New Roman" w:eastAsia="Times New Roman" w:hAnsi="Times New Roman" w:cs="Times New Roman"/>
-          <w:i/>
-          <w:color w:val="FF0000"/>
-          <w:sz w:val="24"/>
-          <w:szCs w:val="24"/>
-        </w:rPr>
-        <w:t> </w:t>
-      </w:r>
-      <w:r>
-        <w:rPr>
-          <w:rFonts w:ascii="Times New Roman" w:eastAsia="Times New Roman" w:hAnsi="Times New Roman" w:cs="Times New Roman"/>
-          <w:color w:val="000000"/>
-          <w:sz w:val="24"/>
-          <w:szCs w:val="24"/>
-          <w:lang w:val="ru-MD"/>
-        </w:rPr>
-        <w:t>Бо Ти цар миру і Спас душ наших і Тобі славу возсилаємо: Отцю, і Сину, і Святому Духові</w:t>
-      </w:r>
-      <w:r>
-        <w:rPr>
-          <w:rFonts w:ascii="Times New Roman" w:eastAsia="Times New Roman" w:hAnsi="Times New Roman" w:cs="Times New Roman"/>
-          <w:sz w:val="24"/>
-          <w:szCs w:val="24"/>
-          <w:lang w:val="ru-MD"/>
-        </w:rPr>
-        <w:t>, нині і повсякчас, і на віки віків.</w:t>
+        </w:rPr>
+        <w:t xml:space="preserve"> </w:t>
+      </w:r>
+      <w:r>
+        <w:rPr>
+          <w:rFonts w:ascii="Times New Roman" w:hAnsi="Times New Roman"/>
+          <w:color w:val="000000"/>
+          <w:sz w:val="24"/>
+        </w:rPr>
+        <w:t>Бо</w:t>
+      </w:r>
+      <w:r>
+        <w:rPr>
+          <w:rFonts w:ascii="Times New Roman" w:hAnsi="Times New Roman"/>
+          <w:color w:val="000000"/>
+          <w:sz w:val="24"/>
+        </w:rPr>
+        <w:t xml:space="preserve"> </w:t>
+      </w:r>
+      <w:r>
+        <w:rPr>
+          <w:rFonts w:ascii="Times New Roman" w:hAnsi="Times New Roman"/>
+          <w:color w:val="000000"/>
+          <w:sz w:val="24"/>
+        </w:rPr>
+        <w:t>Ти</w:t>
+      </w:r>
+      <w:r>
+        <w:rPr>
+          <w:rFonts w:ascii="Times New Roman" w:hAnsi="Times New Roman"/>
+          <w:color w:val="000000"/>
+          <w:sz w:val="24"/>
+        </w:rPr>
+        <w:t xml:space="preserve"> </w:t>
+      </w:r>
+      <w:r>
+        <w:rPr>
+          <w:rFonts w:ascii="Times New Roman" w:hAnsi="Times New Roman"/>
+          <w:color w:val="000000"/>
+          <w:sz w:val="24"/>
+        </w:rPr>
+        <w:t>цар</w:t>
+      </w:r>
+      <w:r>
+        <w:rPr>
+          <w:rFonts w:ascii="Times New Roman" w:hAnsi="Times New Roman"/>
+          <w:color w:val="000000"/>
+          <w:sz w:val="24"/>
+        </w:rPr>
+        <w:t xml:space="preserve"> </w:t>
+      </w:r>
+      <w:r>
+        <w:rPr>
+          <w:rFonts w:ascii="Times New Roman" w:hAnsi="Times New Roman"/>
+          <w:color w:val="000000"/>
+          <w:sz w:val="24"/>
+        </w:rPr>
+        <w:t>миру</w:t>
+      </w:r>
+      <w:r>
+        <w:rPr>
+          <w:rFonts w:ascii="Times New Roman" w:hAnsi="Times New Roman"/>
+          <w:color w:val="000000"/>
+          <w:sz w:val="24"/>
+        </w:rPr>
+        <w:t xml:space="preserve"> </w:t>
+      </w:r>
+      <w:r>
+        <w:rPr>
+          <w:rFonts w:ascii="Times New Roman" w:hAnsi="Times New Roman"/>
+          <w:color w:val="000000"/>
+          <w:sz w:val="24"/>
+        </w:rPr>
+        <w:t>і</w:t>
+      </w:r>
+      <w:r>
+        <w:rPr>
+          <w:rFonts w:ascii="Times New Roman" w:hAnsi="Times New Roman"/>
+          <w:color w:val="000000"/>
+          <w:sz w:val="24"/>
+        </w:rPr>
+        <w:t xml:space="preserve"> </w:t>
+      </w:r>
+      <w:r>
+        <w:rPr>
+          <w:rFonts w:ascii="Times New Roman" w:hAnsi="Times New Roman"/>
+          <w:color w:val="000000"/>
+          <w:sz w:val="24"/>
+        </w:rPr>
+        <w:t>Спас</w:t>
+      </w:r>
+      <w:r>
+        <w:rPr>
+          <w:rFonts w:ascii="Times New Roman" w:hAnsi="Times New Roman"/>
+          <w:color w:val="000000"/>
+          <w:sz w:val="24"/>
+        </w:rPr>
+        <w:t xml:space="preserve"> </w:t>
+      </w:r>
+      <w:r>
+        <w:rPr>
+          <w:rFonts w:ascii="Times New Roman" w:hAnsi="Times New Roman"/>
+          <w:color w:val="000000"/>
+          <w:sz w:val="24"/>
+        </w:rPr>
+        <w:t>душ</w:t>
+      </w:r>
+      <w:r>
+        <w:rPr>
+          <w:rFonts w:ascii="Times New Roman" w:hAnsi="Times New Roman"/>
+          <w:color w:val="000000"/>
+          <w:sz w:val="24"/>
+        </w:rPr>
+        <w:t xml:space="preserve"> </w:t>
+      </w:r>
+      <w:r>
+        <w:rPr>
+          <w:rFonts w:ascii="Times New Roman" w:hAnsi="Times New Roman"/>
+          <w:color w:val="000000"/>
+          <w:sz w:val="24"/>
+        </w:rPr>
+        <w:t>наших</w:t>
+      </w:r>
+      <w:r>
+        <w:rPr>
+          <w:rFonts w:ascii="Times New Roman" w:hAnsi="Times New Roman"/>
+          <w:color w:val="000000"/>
+          <w:sz w:val="24"/>
+        </w:rPr>
+        <w:t xml:space="preserve"> </w:t>
+      </w:r>
+      <w:r>
+        <w:rPr>
+          <w:rFonts w:ascii="Times New Roman" w:hAnsi="Times New Roman"/>
+          <w:color w:val="000000"/>
+          <w:sz w:val="24"/>
+        </w:rPr>
+        <w:t>–</w:t>
+      </w:r>
+      <w:r>
+        <w:rPr>
+          <w:rFonts w:ascii="Times New Roman" w:hAnsi="Times New Roman"/>
+          <w:color w:val="000000"/>
+          <w:sz w:val="24"/>
+        </w:rPr>
+        <w:t xml:space="preserve"> </w:t>
+      </w:r>
+      <w:r>
+        <w:rPr>
+          <w:rFonts w:ascii="Times New Roman" w:hAnsi="Times New Roman"/>
+          <w:color w:val="000000"/>
+          <w:sz w:val="24"/>
+        </w:rPr>
+        <w:t>і</w:t>
+      </w:r>
+      <w:r>
+        <w:rPr>
+          <w:rFonts w:ascii="Times New Roman" w:hAnsi="Times New Roman"/>
+          <w:color w:val="000000"/>
+          <w:sz w:val="24"/>
+        </w:rPr>
+        <w:t xml:space="preserve"> </w:t>
+      </w:r>
+      <w:r>
+        <w:rPr>
+          <w:rFonts w:ascii="Times New Roman" w:hAnsi="Times New Roman"/>
+          <w:color w:val="000000"/>
+          <w:sz w:val="24"/>
+        </w:rPr>
+        <w:t>Тобі</w:t>
+      </w:r>
+      <w:r>
+        <w:rPr>
+          <w:rFonts w:ascii="Times New Roman" w:hAnsi="Times New Roman"/>
+          <w:color w:val="000000"/>
+          <w:sz w:val="24"/>
+        </w:rPr>
+        <w:t xml:space="preserve"> </w:t>
+      </w:r>
+      <w:r>
+        <w:rPr>
+          <w:rFonts w:ascii="Times New Roman" w:hAnsi="Times New Roman"/>
+          <w:color w:val="000000"/>
+          <w:sz w:val="24"/>
+        </w:rPr>
+        <w:t>славу</w:t>
+      </w:r>
+      <w:r>
+        <w:rPr>
+          <w:rFonts w:ascii="Times New Roman" w:hAnsi="Times New Roman"/>
+          <w:color w:val="000000"/>
+          <w:sz w:val="24"/>
+        </w:rPr>
+        <w:t xml:space="preserve"> </w:t>
+      </w:r>
+      <w:r>
+        <w:rPr>
+          <w:rFonts w:ascii="Times New Roman" w:hAnsi="Times New Roman"/>
+          <w:color w:val="000000"/>
+          <w:sz w:val="24"/>
+        </w:rPr>
+        <w:t>возсилаємо,</w:t>
+      </w:r>
+      <w:r>
+        <w:rPr>
+          <w:rFonts w:ascii="Times New Roman" w:hAnsi="Times New Roman"/>
+          <w:color w:val="000000"/>
+          <w:sz w:val="24"/>
+        </w:rPr>
+        <w:t xml:space="preserve"> </w:t>
+      </w:r>
+      <w:r>
+        <w:rPr>
+          <w:rFonts w:ascii="Times New Roman" w:hAnsi="Times New Roman"/>
+          <w:color w:val="000000"/>
+          <w:sz w:val="24"/>
+        </w:rPr>
+        <w:t>Отцю,</w:t>
+      </w:r>
+      <w:r>
+        <w:rPr>
+          <w:rFonts w:ascii="Times New Roman" w:hAnsi="Times New Roman"/>
+          <w:color w:val="000000"/>
+          <w:sz w:val="24"/>
+        </w:rPr>
+        <w:t xml:space="preserve"> </w:t>
+      </w:r>
+      <w:r>
+        <w:rPr>
+          <w:rFonts w:ascii="Times New Roman" w:hAnsi="Times New Roman"/>
+          <w:color w:val="000000"/>
+          <w:sz w:val="24"/>
+        </w:rPr>
+        <w:t>і</w:t>
+      </w:r>
+      <w:r>
+        <w:rPr>
+          <w:rFonts w:ascii="Times New Roman" w:hAnsi="Times New Roman"/>
+          <w:color w:val="000000"/>
+          <w:sz w:val="24"/>
+        </w:rPr>
+        <w:t xml:space="preserve"> </w:t>
+      </w:r>
+      <w:r>
+        <w:rPr>
+          <w:rFonts w:ascii="Times New Roman" w:hAnsi="Times New Roman"/>
+          <w:color w:val="000000"/>
+          <w:sz w:val="24"/>
+        </w:rPr>
+        <w:t>Сину,</w:t>
+      </w:r>
+      <w:r>
+        <w:rPr>
+          <w:rFonts w:ascii="Times New Roman" w:hAnsi="Times New Roman"/>
+          <w:color w:val="000000"/>
+          <w:sz w:val="24"/>
+        </w:rPr>
+        <w:t xml:space="preserve"> </w:t>
+      </w:r>
+      <w:r>
+        <w:rPr>
+          <w:rFonts w:ascii="Times New Roman" w:hAnsi="Times New Roman"/>
+          <w:color w:val="000000"/>
+          <w:sz w:val="24"/>
+        </w:rPr>
+        <w:t>і</w:t>
+      </w:r>
+      <w:r>
+        <w:rPr>
+          <w:rFonts w:ascii="Times New Roman" w:hAnsi="Times New Roman"/>
+          <w:color w:val="000000"/>
+          <w:sz w:val="24"/>
+        </w:rPr>
+        <w:t xml:space="preserve"> </w:t>
+      </w:r>
+      <w:r>
+        <w:rPr>
+          <w:rFonts w:ascii="Times New Roman" w:hAnsi="Times New Roman"/>
+          <w:color w:val="000000"/>
+          <w:sz w:val="24"/>
+        </w:rPr>
+        <w:t>Святому</w:t>
+      </w:r>
+      <w:r>
+        <w:rPr>
+          <w:rFonts w:ascii="Times New Roman" w:hAnsi="Times New Roman"/>
+          <w:color w:val="000000"/>
+          <w:sz w:val="24"/>
+        </w:rPr>
+        <w:t xml:space="preserve"> </w:t>
+      </w:r>
+      <w:r>
+        <w:rPr>
+          <w:rFonts w:ascii="Times New Roman" w:hAnsi="Times New Roman"/>
+          <w:color w:val="000000"/>
+          <w:sz w:val="24"/>
+        </w:rPr>
+        <w:t>Духові</w:t>
+      </w:r>
+      <w:r>
+        <w:rPr>
+          <w:rFonts w:ascii="Times New Roman" w:hAnsi="Times New Roman"/>
+          <w:sz w:val="24"/>
+        </w:rPr>
+        <w:t>,</w:t>
+      </w:r>
+      <w:r>
+        <w:rPr>
+          <w:rFonts w:ascii="Times New Roman" w:hAnsi="Times New Roman"/>
+          <w:sz w:val="24"/>
+        </w:rPr>
+        <w:t xml:space="preserve"> </w:t>
+      </w:r>
+      <w:r>
+        <w:rPr>
+          <w:rFonts w:ascii="Times New Roman" w:hAnsi="Times New Roman"/>
+          <w:sz w:val="24"/>
+        </w:rPr>
+        <w:t>нині,</w:t>
+      </w:r>
+      <w:r>
+        <w:rPr>
+          <w:rFonts w:ascii="Times New Roman" w:hAnsi="Times New Roman"/>
+          <w:sz w:val="24"/>
+        </w:rPr>
+        <w:t xml:space="preserve"> </w:t>
+      </w:r>
+      <w:r>
+        <w:rPr>
+          <w:rFonts w:ascii="Times New Roman" w:hAnsi="Times New Roman"/>
+          <w:sz w:val="24"/>
+        </w:rPr>
+        <w:t>і</w:t>
+      </w:r>
+      <w:r>
+        <w:rPr>
+          <w:rFonts w:ascii="Times New Roman" w:hAnsi="Times New Roman"/>
+          <w:sz w:val="24"/>
+        </w:rPr>
+        <w:t xml:space="preserve"> </w:t>
+      </w:r>
+      <w:r>
+        <w:rPr>
+          <w:rFonts w:ascii="Times New Roman" w:hAnsi="Times New Roman"/>
+          <w:sz w:val="24"/>
+        </w:rPr>
+        <w:t>повсякчас,</w:t>
+      </w:r>
+      <w:r>
+        <w:rPr>
+          <w:rFonts w:ascii="Times New Roman" w:hAnsi="Times New Roman"/>
+          <w:sz w:val="24"/>
+        </w:rPr>
+        <w:t xml:space="preserve"> </w:t>
+      </w:r>
+      <w:r>
+        <w:rPr>
+          <w:rFonts w:ascii="Times New Roman" w:hAnsi="Times New Roman"/>
+          <w:sz w:val="24"/>
+        </w:rPr>
+        <w:t>і</w:t>
+      </w:r>
+      <w:r>
+        <w:rPr>
+          <w:rFonts w:ascii="Times New Roman" w:hAnsi="Times New Roman"/>
+          <w:sz w:val="24"/>
+        </w:rPr>
+        <w:t xml:space="preserve"> </w:t>
+      </w:r>
+      <w:r>
+        <w:rPr>
+          <w:rFonts w:ascii="Times New Roman" w:hAnsi="Times New Roman"/>
+          <w:sz w:val="24"/>
+        </w:rPr>
+        <w:t>на</w:t>
+      </w:r>
+      <w:r>
+        <w:rPr>
+          <w:rFonts w:ascii="Times New Roman" w:hAnsi="Times New Roman"/>
+          <w:sz w:val="24"/>
+        </w:rPr>
+        <w:t xml:space="preserve"> </w:t>
+      </w:r>
+      <w:r>
+        <w:rPr>
+          <w:rFonts w:ascii="Times New Roman" w:hAnsi="Times New Roman"/>
+          <w:sz w:val="24"/>
+        </w:rPr>
+        <w:t>віки</w:t>
+      </w:r>
+      <w:r>
+        <w:rPr>
+          <w:rFonts w:ascii="Times New Roman" w:hAnsi="Times New Roman"/>
+          <w:sz w:val="24"/>
+        </w:rPr>
+        <w:t xml:space="preserve"> </w:t>
+      </w:r>
+      <w:r>
+        <w:rPr>
+          <w:rFonts w:ascii="Times New Roman" w:hAnsi="Times New Roman"/>
+          <w:sz w:val="24"/>
+        </w:rPr>
+        <w:t>віків.</w:t>
       </w:r>
     </w:p>
     <w:p>
